--- a/SDD-630/Milestone/Capstone-ProjectDesignSpecificationTemplate RCoon.docx
+++ b/SDD-630/Milestone/Capstone-ProjectDesignSpecificationTemplate RCoon.docx
@@ -221,205 +221,68 @@
     <w:p>
       <w:pPr>
         <w:spacing w:after="120"/>
+        <w:ind w:firstLine="720"/>
         <w:rPr>
           <w:rFonts w:asciiTheme="minorBidi" w:hAnsiTheme="minorBidi"/>
         </w:rPr>
       </w:pPr>
+      <w:proofErr w:type="spellStart"/>
       <w:r>
         <w:rPr>
           <w:rFonts w:asciiTheme="minorBidi" w:hAnsiTheme="minorBidi"/>
-          <w:b/>
-          <w:bCs/>
-        </w:rPr>
-        <w:t xml:space="preserve">[Special Note: </w:t>
-      </w:r>
+        </w:rPr>
+        <w:t>ByteBazaar</w:t>
+      </w:r>
+      <w:proofErr w:type="spellEnd"/>
       <w:r>
         <w:rPr>
           <w:rFonts w:asciiTheme="minorBidi" w:hAnsiTheme="minorBidi"/>
         </w:rPr>
-        <w:t>Instructions are provided in brackets. Delete these instructions prior to submission. For additional information and details</w:t>
-      </w:r>
-      <w:r>
+        <w:t> is a full-stack e-commerce platform designed to provide seamless and efficient marketplace experience. The project features a robust backend developed using Spring Boot, which offers a scalable, secure, and high-performance API to handle core functionalities such as user authentication, product management, order processing, and payment integration. The front end is built with React.js, delivering a dynamic and responsive user interface that enhances user engagement and accessibility across devices. Together, these technologies create a cohesive system that supports both the business logic and user interaction layers effectively.</w:t>
+      </w:r>
+    </w:p>
+    <w:p>
+      <w:pPr>
+        <w:spacing w:after="120"/>
+        <w:ind w:firstLine="720"/>
         <w:rPr>
           <w:rFonts w:asciiTheme="minorBidi" w:hAnsiTheme="minorBidi"/>
         </w:rPr>
-        <w:t>,</w:t>
-      </w:r>
+      </w:pPr>
       <w:r>
         <w:rPr>
           <w:rFonts w:asciiTheme="minorBidi" w:hAnsiTheme="minorBidi"/>
         </w:rPr>
-        <w:t xml:space="preserve"> refer to the appropriate Capstone Project Handbook</w:t>
-      </w:r>
-      <w:r>
+        <w:t>The project involves several key tasks, including designing and implementing the backend services with Spring Boot, developing RESTful APIs, and integrating third-party services like payment gateways. On the frontend side, React.js is used to build reusable components, manage application state, and ensure smooth navigation and real-time updates. Additionally, the project includes creating UML diagrams to visualize system architecture and workflows, rigorous testing to ensure quality and reliability, and comprehensive documentation to support future maintenance and scalability.</w:t>
+      </w:r>
+    </w:p>
+    <w:p>
+      <w:pPr>
+        <w:spacing w:after="120"/>
+        <w:ind w:firstLine="720"/>
         <w:rPr>
           <w:rFonts w:asciiTheme="minorBidi" w:hAnsiTheme="minorBidi"/>
         </w:rPr>
-        <w:t>,</w:t>
-      </w:r>
-      <w:r>
-        <w:t xml:space="preserve"> </w:t>
-      </w:r>
+      </w:pPr>
       <w:r>
         <w:rPr>
           <w:rFonts w:asciiTheme="minorBidi" w:hAnsiTheme="minorBidi"/>
         </w:rPr>
-        <w:t xml:space="preserve">located </w:t>
-      </w:r>
+        <w:t>Upon completion, </w:t>
+      </w:r>
+      <w:proofErr w:type="spellStart"/>
       <w:r>
         <w:rPr>
           <w:rFonts w:asciiTheme="minorBidi" w:hAnsiTheme="minorBidi"/>
         </w:rPr>
-        <w:t>on</w:t>
-      </w:r>
+        <w:t>ByteBazaar</w:t>
+      </w:r>
+      <w:proofErr w:type="spellEnd"/>
       <w:r>
         <w:rPr>
           <w:rFonts w:asciiTheme="minorBidi" w:hAnsiTheme="minorBidi"/>
         </w:rPr>
-        <w:t xml:space="preserve"> the College of Science, Engineering and Technology page in the Student Success Center.] </w:t>
-      </w:r>
-    </w:p>
-    <w:p>
-      <w:pPr>
-        <w:spacing w:after="120"/>
-        <w:rPr>
-          <w:rFonts w:ascii="Times New Roman" w:eastAsia="PMingLiU" w:hAnsi="Times New Roman" w:cs="Times New Roman"/>
-          <w:lang w:eastAsia="zh-TW"/>
-        </w:rPr>
-      </w:pPr>
-      <w:r>
-        <w:rPr>
-          <w:rFonts w:asciiTheme="minorBidi" w:hAnsiTheme="minorBidi"/>
-        </w:rPr>
-        <w:t>[The abstract should s</w:t>
-      </w:r>
-      <w:r>
-        <w:rPr>
-          <w:rFonts w:asciiTheme="minorBidi" w:hAnsiTheme="minorBidi"/>
-        </w:rPr>
-        <w:t>ummarize the entire project in 2</w:t>
-      </w:r>
-      <w:r>
-        <w:rPr>
-          <w:rFonts w:asciiTheme="minorBidi" w:hAnsiTheme="minorBidi"/>
-        </w:rPr>
-        <w:t xml:space="preserve"> to </w:t>
-      </w:r>
-      <w:r>
-        <w:rPr>
-          <w:rFonts w:asciiTheme="minorBidi" w:hAnsiTheme="minorBidi"/>
-        </w:rPr>
-        <w:t>3 paragraphs, about 15</w:t>
-      </w:r>
-      <w:r>
-        <w:rPr>
-          <w:rFonts w:asciiTheme="minorBidi" w:hAnsiTheme="minorBidi"/>
-        </w:rPr>
-        <w:t>–</w:t>
-      </w:r>
-      <w:r>
-        <w:rPr>
-          <w:rFonts w:asciiTheme="minorBidi" w:hAnsiTheme="minorBidi"/>
-        </w:rPr>
-        <w:t xml:space="preserve">20 lines. </w:t>
-      </w:r>
-      <w:r>
-        <w:rPr>
-          <w:rFonts w:asciiTheme="minorBidi" w:hAnsiTheme="minorBidi"/>
-        </w:rPr>
-        <w:t xml:space="preserve">The abstract addresses </w:t>
-      </w:r>
-      <w:r>
-        <w:rPr>
-          <w:rFonts w:asciiTheme="minorBidi" w:hAnsiTheme="minorBidi"/>
-        </w:rPr>
-        <w:t>what th</w:t>
-      </w:r>
-      <w:r>
-        <w:rPr>
-          <w:rFonts w:asciiTheme="minorBidi" w:hAnsiTheme="minorBidi"/>
-        </w:rPr>
-        <w:t xml:space="preserve">e </w:t>
-      </w:r>
-      <w:r>
-        <w:rPr>
-          <w:rFonts w:asciiTheme="minorBidi" w:hAnsiTheme="minorBidi"/>
-        </w:rPr>
-        <w:t>project is about, the task</w:t>
-      </w:r>
-      <w:r>
-        <w:rPr>
-          <w:rFonts w:asciiTheme="minorBidi" w:hAnsiTheme="minorBidi"/>
-        </w:rPr>
-        <w:t>s involved</w:t>
-      </w:r>
-      <w:r>
-        <w:rPr>
-          <w:rFonts w:asciiTheme="minorBidi" w:hAnsiTheme="minorBidi"/>
-        </w:rPr>
-        <w:t xml:space="preserve">, and what </w:t>
-      </w:r>
-      <w:r>
-        <w:rPr>
-          <w:rFonts w:asciiTheme="minorBidi" w:hAnsiTheme="minorBidi"/>
-        </w:rPr>
-        <w:t>will be</w:t>
-      </w:r>
-      <w:r>
-        <w:rPr>
-          <w:rFonts w:asciiTheme="minorBidi" w:hAnsiTheme="minorBidi"/>
-        </w:rPr>
-        <w:t xml:space="preserve"> accomplished.</w:t>
-      </w:r>
-      <w:r>
-        <w:rPr>
-          <w:rFonts w:asciiTheme="minorBidi" w:hAnsiTheme="minorBidi"/>
-        </w:rPr>
-        <w:t xml:space="preserve"> </w:t>
-      </w:r>
-      <w:r>
-        <w:rPr>
-          <w:rFonts w:asciiTheme="minorBidi" w:hAnsiTheme="minorBidi"/>
-          <w:b/>
-          <w:bCs/>
-        </w:rPr>
-        <w:t>Note:</w:t>
-      </w:r>
-      <w:r>
-        <w:rPr>
-          <w:rFonts w:asciiTheme="minorBidi" w:hAnsiTheme="minorBidi"/>
-        </w:rPr>
-        <w:t xml:space="preserve"> Once the entire project is complete, this section will need to be updated</w:t>
-      </w:r>
-      <w:r>
-        <w:rPr>
-          <w:rFonts w:asciiTheme="minorBidi" w:hAnsiTheme="minorBidi"/>
-        </w:rPr>
-        <w:t xml:space="preserve"> just like the Project Proposal to provide </w:t>
-      </w:r>
-      <w:r>
-        <w:rPr>
-          <w:rFonts w:asciiTheme="minorBidi" w:hAnsiTheme="minorBidi"/>
-        </w:rPr>
-        <w:t>a broader context of the major sections of the project (design, development, implementation, testing and overall functionality)</w:t>
-      </w:r>
-      <w:r>
-        <w:rPr>
-          <w:rFonts w:asciiTheme="minorBidi" w:hAnsiTheme="minorBidi"/>
-        </w:rPr>
-        <w:t>.</w:t>
-      </w:r>
-      <w:r>
-        <w:rPr>
-          <w:rFonts w:asciiTheme="minorBidi" w:hAnsiTheme="minorBidi"/>
-        </w:rPr>
-        <w:t>]</w:t>
-      </w:r>
-      <w:r>
-        <w:rPr>
-          <w:rFonts w:asciiTheme="minorBidi" w:hAnsiTheme="minorBidi"/>
-        </w:rPr>
-        <w:t xml:space="preserve"> </w:t>
+        <w:t> will deliver a fully functional marketplace platform capable of handling user registrations, product listings, order management, and secure transactions. The solution will be scalable to accommodate growing user demands and flexible enough to integrate with external services. This project aims to provide a robust foundation for an e-commerce business, combining modern web technologies and best practices to achieve high performance, security, and an excellent user experience.</w:t>
       </w:r>
     </w:p>
     <w:p>
@@ -633,6 +496,13 @@
                 <w:color w:val="000000"/>
               </w:rPr>
             </w:pPr>
+            <w:r>
+              <w:rPr>
+                <w:rFonts w:ascii="Times New Roman" w:hAnsi="Times New Roman" w:cs="Times New Roman"/>
+                <w:color w:val="000000"/>
+              </w:rPr>
+              <w:t>10/13/2026</w:t>
+            </w:r>
           </w:p>
         </w:tc>
         <w:tc>
@@ -652,6 +522,13 @@
                 <w:color w:val="000000"/>
               </w:rPr>
             </w:pPr>
+            <w:r>
+              <w:rPr>
+                <w:rFonts w:ascii="Times New Roman" w:hAnsi="Times New Roman" w:cs="Times New Roman"/>
+                <w:color w:val="000000"/>
+              </w:rPr>
+              <w:t>R. Coon</w:t>
+            </w:r>
           </w:p>
         </w:tc>
         <w:tc>
@@ -928,7 +805,7 @@
           </w:rPr>
           <w:id w:val="-852264918"/>
           <w14:checkbox>
-            <w14:checked w14:val="0"/>
+            <w14:checked w14:val="1"/>
             <w14:checkedState w14:val="2612" w14:font="MS Gothic"/>
             <w14:uncheckedState w14:val="2610" w14:font="MS Gothic"/>
           </w14:checkbox>
@@ -936,11 +813,11 @@
         <w:sdtContent>
           <w:r>
             <w:rPr>
-              <w:rFonts w:ascii="Segoe UI Symbol" w:eastAsia="MS Gothic" w:hAnsi="Segoe UI Symbol" w:cs="Segoe UI Symbol"/>
+              <w:rFonts w:ascii="MS Gothic" w:eastAsia="MS Gothic" w:hAnsi="MS Gothic" w:cs="Times New Roman" w:hint="eastAsia"/>
               <w:sz w:val="20"/>
               <w:szCs w:val="20"/>
             </w:rPr>
-            <w:t>☐</w:t>
+            <w:t>☒</w:t>
           </w:r>
         </w:sdtContent>
       </w:sdt>
@@ -1024,7 +901,7 @@
           </w:rPr>
           <w:id w:val="37866275"/>
           <w14:checkbox>
-            <w14:checked w14:val="0"/>
+            <w14:checked w14:val="1"/>
             <w14:checkedState w14:val="2612" w14:font="MS Gothic"/>
             <w14:uncheckedState w14:val="2610" w14:font="MS Gothic"/>
           </w14:checkbox>
@@ -1032,11 +909,11 @@
         <w:sdtContent>
           <w:r>
             <w:rPr>
-              <w:rFonts w:ascii="Segoe UI Symbol" w:eastAsia="MS Gothic" w:hAnsi="Segoe UI Symbol" w:cs="Segoe UI Symbol"/>
+              <w:rFonts w:ascii="MS Gothic" w:eastAsia="MS Gothic" w:hAnsi="MS Gothic" w:cs="Times New Roman" w:hint="eastAsia"/>
               <w:sz w:val="20"/>
               <w:szCs w:val="20"/>
             </w:rPr>
-            <w:t>☐</w:t>
+            <w:t>☒</w:t>
           </w:r>
         </w:sdtContent>
       </w:sdt>
@@ -1050,33 +927,15 @@
       </w:r>
       <w:r>
         <w:rPr>
-          <w:rFonts w:ascii="Times New Roman" w:eastAsia="Times New Roman" w:hAnsi="Times New Roman" w:cs="Times New Roman"/>
-          <w:i/>
-          <w:iCs/>
-          <w:sz w:val="20"/>
-          <w:szCs w:val="20"/>
-        </w:rPr>
-        <w:t>&lt;</w:t>
-      </w:r>
-      <w:r>
-        <w:rPr>
-          <w:rFonts w:ascii="Times New Roman" w:eastAsia="Times New Roman" w:hAnsi="Times New Roman" w:cs="Times New Roman"/>
-          <w:i/>
-          <w:iCs/>
-          <w:sz w:val="20"/>
-          <w:szCs w:val="20"/>
-        </w:rPr>
-        <w:t>I</w:t>
-      </w:r>
-      <w:r>
-        <w:rPr>
-          <w:rFonts w:ascii="Times New Roman" w:eastAsia="Times New Roman" w:hAnsi="Times New Roman" w:cs="Times New Roman"/>
-          <w:i/>
-          <w:iCs/>
-          <w:sz w:val="20"/>
-          <w:szCs w:val="20"/>
-        </w:rPr>
-        <w:t>nsert name of instructor here&gt;</w:t>
+          <w:rFonts w:asciiTheme="minorBidi" w:hAnsiTheme="minorBidi"/>
+        </w:rPr>
+        <w:t>Mohamed Mneimneh</w:t>
+      </w:r>
+      <w:r>
+        <w:rPr>
+          <w:rFonts w:asciiTheme="minorBidi" w:hAnsiTheme="minorBidi"/>
+        </w:rPr>
+        <w:t xml:space="preserve"> 4/29/2026</w:t>
       </w:r>
     </w:p>
     <w:p>
@@ -1826,183 +1685,202 @@
           <w:rFonts w:ascii="Times New Roman" w:eastAsia="PMingLiU" w:hAnsi="Times New Roman" w:cs="Times New Roman"/>
           <w:lang w:eastAsia="zh-TW"/>
         </w:rPr>
-        <w:t>[</w:t>
-      </w:r>
-      <w:r>
+        <w:t>Byte Bazaar is a digital marketplace designed for buying and selling technology products and services. It connects tech creators and consumers through a secure, user-friendly platform that supports various transaction types, including direct sales and auctions. The goal is to create a reliable hub for tech commerce.</w:t>
+      </w:r>
+    </w:p>
+    <w:p>
+      <w:pPr>
+        <w:spacing w:after="120"/>
+        <w:rPr>
+          <w:rFonts w:ascii="Times New Roman" w:eastAsia="PMingLiU" w:hAnsi="Times New Roman" w:cs="Times New Roman"/>
+          <w:b/>
+          <w:bCs/>
+          <w:lang w:eastAsia="zh-TW"/>
+        </w:rPr>
+      </w:pPr>
+      <w:r>
+        <w:rPr>
+          <w:rFonts w:ascii="Times New Roman" w:eastAsia="PMingLiU" w:hAnsi="Times New Roman" w:cs="Times New Roman"/>
+          <w:b/>
+          <w:bCs/>
+          <w:lang w:eastAsia="zh-TW"/>
+        </w:rPr>
+        <w:t>Project Design Overview</w:t>
+      </w:r>
+    </w:p>
+    <w:p>
+      <w:pPr>
+        <w:spacing w:after="120"/>
         <w:rPr>
           <w:rFonts w:ascii="Times New Roman" w:eastAsia="PMingLiU" w:hAnsi="Times New Roman" w:cs="Times New Roman"/>
           <w:lang w:eastAsia="zh-TW"/>
         </w:rPr>
-        <w:t>Provide the high-level design of the proposed solution or business case with supporting narrative text. The purpose of the solution/business case design is to allow the stakeholder to approve the concepts before committing resources to the technical design.</w:t>
-      </w:r>
+      </w:pPr>
       <w:r>
         <w:rPr>
           <w:rFonts w:ascii="Times New Roman" w:eastAsia="PMingLiU" w:hAnsi="Times New Roman" w:cs="Times New Roman"/>
           <w:lang w:eastAsia="zh-TW"/>
         </w:rPr>
-        <w:t xml:space="preserve"> </w:t>
-      </w:r>
-      <w:r>
+        <w:t>Byte Bazaar features an intuitive interface with easy navigation and personalized dashboards for buyers and sellers. Its scalable backend uses modular microservices to handle user authentication, product management, and payments efficiently.</w:t>
+      </w:r>
+    </w:p>
+    <w:p>
+      <w:pPr>
+        <w:spacing w:after="120"/>
         <w:rPr>
           <w:rFonts w:ascii="Times New Roman" w:eastAsia="PMingLiU" w:hAnsi="Times New Roman" w:cs="Times New Roman"/>
           <w:lang w:eastAsia="zh-TW"/>
         </w:rPr>
-        <w:t>If there is no stakeholder, expla</w:t>
-      </w:r>
+      </w:pPr>
       <w:r>
         <w:rPr>
           <w:rFonts w:ascii="Times New Roman" w:eastAsia="PMingLiU" w:hAnsi="Times New Roman" w:cs="Times New Roman"/>
           <w:lang w:eastAsia="zh-TW"/>
         </w:rPr>
-        <w:t>in</w:t>
-      </w:r>
-      <w:r>
+        <w:t>Security is a priority, with encrypted data, secure payment gateways, and multi-factor authentication to protect users and transactions.</w:t>
+      </w:r>
+    </w:p>
+    <w:p>
+      <w:pPr>
+        <w:spacing w:after="120"/>
         <w:rPr>
           <w:rFonts w:ascii="Times New Roman" w:eastAsia="PMingLiU" w:hAnsi="Times New Roman" w:cs="Times New Roman"/>
           <w:lang w:eastAsia="zh-TW"/>
         </w:rPr>
-        <w:t xml:space="preserve"> </w:t>
-      </w:r>
+      </w:pPr>
       <w:r>
         <w:rPr>
           <w:rFonts w:ascii="Times New Roman" w:eastAsia="PMingLiU" w:hAnsi="Times New Roman" w:cs="Times New Roman"/>
           <w:lang w:eastAsia="zh-TW"/>
         </w:rPr>
-        <w:t>why</w:t>
-      </w:r>
-      <w:r>
+        <w:t>Key features include an auction system, digital asset sales, service offerings, and community forums to foster engagement. The platform is built using modern web technologies and cloud hosting for performance and scalability.</w:t>
+      </w:r>
+    </w:p>
+    <w:p>
+      <w:pPr>
+        <w:spacing w:after="120"/>
         <w:rPr>
           <w:rFonts w:ascii="Times New Roman" w:eastAsia="PMingLiU" w:hAnsi="Times New Roman" w:cs="Times New Roman"/>
           <w:lang w:eastAsia="zh-TW"/>
         </w:rPr>
-        <w:t xml:space="preserve"> the design concepts are satisfactory.</w:t>
-      </w:r>
-    </w:p>
-    <w:p>
-      <w:pPr>
-        <w:spacing w:after="120"/>
+      </w:pPr>
+      <w:r>
         <w:rPr>
           <w:rFonts w:ascii="Times New Roman" w:eastAsia="PMingLiU" w:hAnsi="Times New Roman" w:cs="Times New Roman"/>
           <w:lang w:eastAsia="zh-TW"/>
         </w:rPr>
-      </w:pPr>
+        <w:t xml:space="preserve">Also </w:t>
+      </w:r>
       <w:r>
         <w:rPr>
           <w:rFonts w:ascii="Times New Roman" w:eastAsia="PMingLiU" w:hAnsi="Times New Roman" w:cs="Times New Roman"/>
           <w:lang w:eastAsia="zh-TW"/>
         </w:rPr>
-        <w:t xml:space="preserve">Also </w:t>
+        <w:t>list the project deliverables</w:t>
       </w:r>
       <w:r>
         <w:rPr>
           <w:rFonts w:ascii="Times New Roman" w:eastAsia="PMingLiU" w:hAnsi="Times New Roman" w:cs="Times New Roman"/>
           <w:lang w:eastAsia="zh-TW"/>
         </w:rPr>
-        <w:t>list the project deliverables</w:t>
+        <w:t xml:space="preserve"> that are to be included external</w:t>
       </w:r>
       <w:r>
         <w:rPr>
           <w:rFonts w:ascii="Times New Roman" w:eastAsia="PMingLiU" w:hAnsi="Times New Roman" w:cs="Times New Roman"/>
           <w:lang w:eastAsia="zh-TW"/>
         </w:rPr>
-        <w:t xml:space="preserve"> that are to be included external</w:t>
+        <w:t>ly</w:t>
       </w:r>
       <w:r>
         <w:rPr>
           <w:rFonts w:ascii="Times New Roman" w:eastAsia="PMingLiU" w:hAnsi="Times New Roman" w:cs="Times New Roman"/>
           <w:lang w:eastAsia="zh-TW"/>
         </w:rPr>
-        <w:t>ly</w:t>
+        <w:t xml:space="preserve"> to th</w:t>
       </w:r>
       <w:r>
         <w:rPr>
           <w:rFonts w:ascii="Times New Roman" w:eastAsia="PMingLiU" w:hAnsi="Times New Roman" w:cs="Times New Roman"/>
           <w:lang w:eastAsia="zh-TW"/>
         </w:rPr>
-        <w:t xml:space="preserve"> to th</w:t>
+        <w:t>e</w:t>
       </w:r>
       <w:r>
         <w:rPr>
           <w:rFonts w:ascii="Times New Roman" w:eastAsia="PMingLiU" w:hAnsi="Times New Roman" w:cs="Times New Roman"/>
           <w:lang w:eastAsia="zh-TW"/>
         </w:rPr>
-        <w:t>e</w:t>
+        <w:t xml:space="preserve"> </w:t>
       </w:r>
       <w:r>
         <w:rPr>
           <w:rFonts w:ascii="Times New Roman" w:eastAsia="PMingLiU" w:hAnsi="Times New Roman" w:cs="Times New Roman"/>
           <w:lang w:eastAsia="zh-TW"/>
         </w:rPr>
-        <w:t xml:space="preserve"> </w:t>
+        <w:t>design specification</w:t>
       </w:r>
       <w:r>
         <w:rPr>
           <w:rFonts w:ascii="Times New Roman" w:eastAsia="PMingLiU" w:hAnsi="Times New Roman" w:cs="Times New Roman"/>
           <w:lang w:eastAsia="zh-TW"/>
         </w:rPr>
-        <w:t>design specification</w:t>
+        <w:t>s</w:t>
       </w:r>
       <w:r>
         <w:rPr>
           <w:rFonts w:ascii="Times New Roman" w:eastAsia="PMingLiU" w:hAnsi="Times New Roman" w:cs="Times New Roman"/>
           <w:lang w:eastAsia="zh-TW"/>
         </w:rPr>
-        <w:t>s</w:t>
+        <w:t xml:space="preserve"> </w:t>
       </w:r>
       <w:r>
         <w:rPr>
           <w:rFonts w:ascii="Times New Roman" w:eastAsia="PMingLiU" w:hAnsi="Times New Roman" w:cs="Times New Roman"/>
           <w:lang w:eastAsia="zh-TW"/>
         </w:rPr>
-        <w:t xml:space="preserve"> </w:t>
+        <w:t>(i.e.</w:t>
       </w:r>
       <w:r>
         <w:rPr>
           <w:rFonts w:ascii="Times New Roman" w:eastAsia="PMingLiU" w:hAnsi="Times New Roman" w:cs="Times New Roman"/>
           <w:lang w:eastAsia="zh-TW"/>
         </w:rPr>
-        <w:t>(i.e.</w:t>
+        <w:t>,</w:t>
       </w:r>
       <w:r>
         <w:rPr>
           <w:rFonts w:ascii="Times New Roman" w:eastAsia="PMingLiU" w:hAnsi="Times New Roman" w:cs="Times New Roman"/>
           <w:lang w:eastAsia="zh-TW"/>
         </w:rPr>
-        <w:t>,</w:t>
+        <w:t xml:space="preserve"> Data Dictionary, API Design, etc</w:t>
       </w:r>
       <w:r>
         <w:rPr>
           <w:rFonts w:ascii="Times New Roman" w:eastAsia="PMingLiU" w:hAnsi="Times New Roman" w:cs="Times New Roman"/>
           <w:lang w:eastAsia="zh-TW"/>
         </w:rPr>
-        <w:t xml:space="preserve"> Data Dictionary, API Design, etc</w:t>
+        <w:t>.</w:t>
       </w:r>
       <w:r>
         <w:rPr>
           <w:rFonts w:ascii="Times New Roman" w:eastAsia="PMingLiU" w:hAnsi="Times New Roman" w:cs="Times New Roman"/>
           <w:lang w:eastAsia="zh-TW"/>
         </w:rPr>
-        <w:t>.</w:t>
+        <w:t>)</w:t>
       </w:r>
       <w:r>
         <w:rPr>
           <w:rFonts w:ascii="Times New Roman" w:eastAsia="PMingLiU" w:hAnsi="Times New Roman" w:cs="Times New Roman"/>
           <w:lang w:eastAsia="zh-TW"/>
         </w:rPr>
-        <w:t>)</w:t>
+        <w:t>]</w:t>
       </w:r>
       <w:r>
         <w:rPr>
           <w:rFonts w:ascii="Times New Roman" w:eastAsia="PMingLiU" w:hAnsi="Times New Roman" w:cs="Times New Roman"/>
           <w:lang w:eastAsia="zh-TW"/>
         </w:rPr>
-        <w:t>]</w:t>
-      </w:r>
-      <w:r>
-        <w:rPr>
-          <w:rFonts w:ascii="Times New Roman" w:eastAsia="PMingLiU" w:hAnsi="Times New Roman" w:cs="Times New Roman"/>
-          <w:lang w:eastAsia="zh-TW"/>
-        </w:rPr>
         <w:t>.</w:t>
       </w:r>
     </w:p>
@@ -2026,106 +1904,10 @@
     </w:p>
     <w:p>
       <w:pPr>
-        <w:pStyle w:val="ListParagraph"/>
-        <w:numPr>
-          <w:ilvl w:val="0"/>
-          <w:numId w:val="10"/>
-        </w:numPr>
-        <w:spacing w:after="120" w:line="240" w:lineRule="auto"/>
-        <w:contextualSpacing w:val="0"/>
-        <w:rPr>
-          <w:rFonts w:ascii="Times New Roman" w:hAnsi="Times New Roman" w:cs="Times New Roman"/>
-        </w:rPr>
-      </w:pPr>
-    </w:p>
-    <w:p>
-      <w:pPr>
-        <w:spacing w:after="120"/>
-        <w:rPr>
-          <w:rFonts w:asciiTheme="minorBidi" w:hAnsiTheme="minorBidi"/>
-          <w:b/>
-          <w:bCs/>
-          <w:i/>
-          <w:iCs/>
-          <w:color w:val="FF0000"/>
-        </w:rPr>
-      </w:pPr>
-      <w:r>
-        <w:rPr>
-          <w:rFonts w:asciiTheme="minorBidi" w:hAnsiTheme="minorBidi"/>
-          <w:b/>
-          <w:bCs/>
-          <w:i/>
-          <w:iCs/>
-          <w:color w:val="FF0000"/>
-        </w:rPr>
-        <w:t>[</w:t>
-      </w:r>
-      <w:r>
-        <w:rPr>
-          <w:rFonts w:asciiTheme="minorBidi" w:hAnsiTheme="minorBidi"/>
-          <w:b/>
-          <w:bCs/>
-          <w:i/>
-          <w:iCs/>
-          <w:color w:val="FF0000"/>
-        </w:rPr>
-        <w:t>NOTE: If necessary, you may add subsections to the ones listed in order to match the requirements in the assignment description. However, do not remove any top-level sections</w:t>
-      </w:r>
-      <w:r>
-        <w:rPr>
-          <w:rFonts w:asciiTheme="minorBidi" w:hAnsiTheme="minorBidi"/>
-          <w:b/>
-          <w:bCs/>
-          <w:i/>
-          <w:iCs/>
-          <w:color w:val="FF0000"/>
-        </w:rPr>
-        <w:t xml:space="preserve">, </w:t>
-      </w:r>
-      <w:r>
-        <w:rPr>
-          <w:rFonts w:asciiTheme="minorBidi" w:hAnsiTheme="minorBidi"/>
-          <w:b/>
-          <w:bCs/>
-          <w:i/>
-          <w:iCs/>
-          <w:color w:val="FF0000"/>
-        </w:rPr>
-        <w:t>those that are listed in the Table of Contents.</w:t>
-      </w:r>
-      <w:r>
-        <w:rPr>
-          <w:rFonts w:asciiTheme="minorBidi" w:hAnsiTheme="minorBidi"/>
-          <w:b/>
-          <w:bCs/>
-          <w:i/>
-          <w:iCs/>
-          <w:color w:val="FF0000"/>
-        </w:rPr>
-        <w:t>]</w:t>
-      </w:r>
-    </w:p>
-    <w:p>
-      <w:pPr>
-        <w:spacing w:after="120"/>
-        <w:rPr>
-          <w:rFonts w:asciiTheme="minorBidi" w:hAnsiTheme="minorBidi"/>
-          <w:b/>
-          <w:bCs/>
-        </w:rPr>
-      </w:pPr>
-      <w:r>
-        <w:br w:type="page"/>
-      </w:r>
-    </w:p>
-    <w:p>
-      <w:pPr>
         <w:pStyle w:val="SectionTitle"/>
       </w:pPr>
       <w:bookmarkStart w:id="2" w:name="_Toc70483768"/>
       <w:r>
-        <w:lastRenderedPageBreak/>
         <w:t xml:space="preserve">Detailed </w:t>
       </w:r>
       <w:r>
@@ -2154,13 +1936,12 @@
           <w:b/>
           <w:bCs/>
         </w:rPr>
-        <w:t>Introduction</w:t>
+        <w:t>Detailed Overview</w:t>
       </w:r>
     </w:p>
     <w:p>
       <w:pPr>
         <w:spacing w:after="120"/>
-        <w:ind w:firstLine="720"/>
         <w:rPr>
           <w:rFonts w:ascii="Times New Roman" w:eastAsia="Calibri" w:hAnsi="Times New Roman" w:cs="Times New Roman"/>
         </w:rPr>
@@ -2169,13 +1950,12 @@
         <w:rPr>
           <w:rFonts w:ascii="Times New Roman" w:eastAsia="Calibri" w:hAnsi="Times New Roman" w:cs="Times New Roman"/>
         </w:rPr>
-        <w:t>Byte Bazaar is a digital marketplace designed for buying and selling technology products and services. It connects tech creators and consumers through a secure, user-friendly platform that supports various transaction types, including direct sales and auctions. The goal is to create a reliable hub for tech commerce.</w:t>
+        <w:t>The central design concept is a shared marketplace with three transaction paths: direct purchases, auctions, and service bookings. Each path would use common account, search, messaging, payment, and support capabilities. This approach would give users a familiar experience while accommodating the different requirements of physical products, digital licenses, and professional services.</w:t>
       </w:r>
     </w:p>
     <w:p>
       <w:pPr>
         <w:spacing w:after="120"/>
-        <w:ind w:firstLine="720"/>
         <w:rPr>
           <w:rFonts w:ascii="Times New Roman" w:eastAsia="Calibri" w:hAnsi="Times New Roman" w:cs="Times New Roman"/>
         </w:rPr>
@@ -2184,13 +1964,12 @@
         <w:rPr>
           <w:rFonts w:ascii="Times New Roman" w:eastAsia="Calibri" w:hAnsi="Times New Roman" w:cs="Times New Roman"/>
         </w:rPr>
-        <w:t>Byte Bazaar features an intuitive interface with easy navigation and personalized dashboards for buyers and sellers. Its scalable backend uses modular microservices to handle user authentication, product management, and payments efficiently.</w:t>
+        <w:t>This high-level design establishes the intended business value, user experience, and solution boundaries. Specific frameworks, cloud providers, database products, and infrastructure configurations would be selected during technical design.</w:t>
       </w:r>
     </w:p>
     <w:p>
       <w:pPr>
         <w:spacing w:after="120"/>
-        <w:ind w:firstLine="720"/>
         <w:rPr>
           <w:rFonts w:ascii="Times New Roman" w:eastAsia="Calibri" w:hAnsi="Times New Roman" w:cs="Times New Roman"/>
         </w:rPr>
@@ -2199,13 +1978,12 @@
         <w:rPr>
           <w:rFonts w:ascii="Times New Roman" w:eastAsia="Calibri" w:hAnsi="Times New Roman" w:cs="Times New Roman"/>
         </w:rPr>
-        <w:t>Security is a priority, with encrypted data, secure payment gateways, and multi-factor authentication to protect users and transactions.</w:t>
+        <w:t>Business Need and Expected Value</w:t>
       </w:r>
     </w:p>
     <w:p>
       <w:pPr>
         <w:spacing w:after="120"/>
-        <w:ind w:firstLine="720"/>
         <w:rPr>
           <w:rFonts w:ascii="Times New Roman" w:eastAsia="Calibri" w:hAnsi="Times New Roman" w:cs="Times New Roman"/>
         </w:rPr>
@@ -2214,7 +1992,120 @@
         <w:rPr>
           <w:rFonts w:ascii="Times New Roman" w:eastAsia="Calibri" w:hAnsi="Times New Roman" w:cs="Times New Roman"/>
         </w:rPr>
-        <w:t>Key features include an auction system, digital asset sales, service offerings, and community forums to foster engagement. The platform is built using modern web technologies and cloud hosting for performance and scalability.</w:t>
+        <w:t>Technology commerce often requires users to move between separate stores, auction sites, digital marketplaces, and freelance service platforms. This fragmentation can make it difficult to compare offerings, evaluate seller credibility, and manage purchases.</w:t>
+      </w:r>
+    </w:p>
+    <w:p>
+      <w:pPr>
+        <w:spacing w:after="120"/>
+        <w:rPr>
+          <w:rFonts w:ascii="Times New Roman" w:eastAsia="Calibri" w:hAnsi="Times New Roman" w:cs="Times New Roman"/>
+        </w:rPr>
+      </w:pPr>
+      <w:r>
+        <w:rPr>
+          <w:rFonts w:ascii="Times New Roman" w:eastAsia="Calibri" w:hAnsi="Times New Roman" w:cs="Times New Roman"/>
+        </w:rPr>
+        <w:t>Byte Bazaar would address this problem by creating a central destination for technology commerce. Buyers would gain access to a broader range of offerings with consistent search and transaction tools. Sellers and service providers would gain a channel for reaching relevant customers and managing their commercial activity.</w:t>
+      </w:r>
+    </w:p>
+    <w:p>
+      <w:pPr>
+        <w:spacing w:after="120"/>
+        <w:rPr>
+          <w:rFonts w:ascii="Times New Roman" w:eastAsia="Calibri" w:hAnsi="Times New Roman" w:cs="Times New Roman"/>
+        </w:rPr>
+      </w:pPr>
+      <w:r>
+        <w:rPr>
+          <w:rFonts w:ascii="Times New Roman" w:eastAsia="Calibri" w:hAnsi="Times New Roman" w:cs="Times New Roman"/>
+        </w:rPr>
+        <w:t>Potential revenue sources include transaction commissions, optional seller subscriptions, and promoted listings. These are proposed business models; stakeholder approval and market validation would be needed before setting fees. The business case would depend on attracting sufficient buyers and sellers, maintaining trust, and generating revenue that covers payment processing, customer support, platform operations, and customer acquisition.</w:t>
+      </w:r>
+    </w:p>
+    <w:p>
+      <w:pPr>
+        <w:spacing w:after="120"/>
+        <w:rPr>
+          <w:rFonts w:ascii="Times New Roman" w:eastAsia="Calibri" w:hAnsi="Times New Roman" w:cs="Times New Roman"/>
+        </w:rPr>
+      </w:pPr>
+    </w:p>
+    <w:p>
+      <w:pPr>
+        <w:spacing w:after="120"/>
+        <w:rPr>
+          <w:rFonts w:ascii="Times New Roman" w:eastAsia="Calibri" w:hAnsi="Times New Roman" w:cs="Times New Roman"/>
+        </w:rPr>
+      </w:pPr>
+      <w:r>
+        <w:rPr>
+          <w:rFonts w:ascii="Times New Roman" w:eastAsia="Calibri" w:hAnsi="Times New Roman" w:cs="Times New Roman"/>
+          <w:noProof/>
+        </w:rPr>
+        <w:drawing>
+          <wp:inline distT="0" distB="0" distL="0" distR="0" wp14:anchorId="6BB54BCB" wp14:editId="0C78CCDD">
+            <wp:extent cx="5943600" cy="4534535"/>
+            <wp:effectExtent l="0" t="0" r="0" b="0"/>
+            <wp:docPr id="10509643" name="Picture 1"/>
+            <wp:cNvGraphicFramePr>
+              <a:graphicFrameLocks xmlns:a="http://schemas.openxmlformats.org/drawingml/2006/main" noChangeAspect="1"/>
+            </wp:cNvGraphicFramePr>
+            <a:graphic xmlns:a="http://schemas.openxmlformats.org/drawingml/2006/main">
+              <a:graphicData uri="http://schemas.openxmlformats.org/drawingml/2006/picture">
+                <pic:pic xmlns:pic="http://schemas.openxmlformats.org/drawingml/2006/picture">
+                  <pic:nvPicPr>
+                    <pic:cNvPr id="10509643" name=""/>
+                    <pic:cNvPicPr/>
+                  </pic:nvPicPr>
+                  <pic:blipFill>
+                    <a:blip r:embed="rId11"/>
+                    <a:stretch>
+                      <a:fillRect/>
+                    </a:stretch>
+                  </pic:blipFill>
+                  <pic:spPr>
+                    <a:xfrm>
+                      <a:off x="0" y="0"/>
+                      <a:ext cx="5943600" cy="4534535"/>
+                    </a:xfrm>
+                    <a:prstGeom prst="rect">
+                      <a:avLst/>
+                    </a:prstGeom>
+                  </pic:spPr>
+                </pic:pic>
+              </a:graphicData>
+            </a:graphic>
+          </wp:inline>
+        </w:drawing>
+      </w:r>
+    </w:p>
+    <w:p>
+      <w:pPr>
+        <w:spacing w:after="120"/>
+        <w:rPr>
+          <w:rFonts w:ascii="Times New Roman" w:eastAsia="Calibri" w:hAnsi="Times New Roman" w:cs="Times New Roman"/>
+        </w:rPr>
+      </w:pPr>
+      <w:r>
+        <w:rPr>
+          <w:rFonts w:ascii="Times New Roman" w:eastAsia="Calibri" w:hAnsi="Times New Roman" w:cs="Times New Roman"/>
+        </w:rPr>
+        <w:t>The marketplace would present a unified entry point while adapting the transaction process to the offering. A hardware purchase would require shipping information and delivery tracking. A digital purchase would require controlled access to a download or license. A service booking would require an agreed scope, availability, and completion process. Auctions would add bidding rules and a defined closing process.</w:t>
+      </w:r>
+    </w:p>
+    <w:p>
+      <w:pPr>
+        <w:spacing w:after="120"/>
+        <w:rPr>
+          <w:rFonts w:ascii="Times New Roman" w:eastAsia="Calibri" w:hAnsi="Times New Roman" w:cs="Times New Roman"/>
+        </w:rPr>
+      </w:pPr>
+      <w:r>
+        <w:rPr>
+          <w:rFonts w:ascii="Times New Roman" w:eastAsia="Calibri" w:hAnsi="Times New Roman" w:cs="Times New Roman"/>
+        </w:rPr>
+        <w:t>Shared capabilities would connect these experiences so users could manage purchases, messages, and support requests from one dashboard.</w:t>
       </w:r>
     </w:p>
     <w:p>
@@ -2232,371 +2123,1844 @@
           <w:b/>
           <w:bCs/>
         </w:rPr>
-        <w:t>Detailed Overview</w:t>
-      </w:r>
-    </w:p>
-    <w:p>
-      <w:pPr>
-        <w:pStyle w:val="ListParagraph"/>
-        <w:spacing w:after="120" w:line="240" w:lineRule="auto"/>
-        <w:ind w:left="0"/>
-        <w:contextualSpacing w:val="0"/>
-        <w:rPr>
-          <w:rFonts w:ascii="Times New Roman" w:eastAsia="PMingLiU" w:hAnsi="Times New Roman" w:cs="Times New Roman"/>
-          <w:sz w:val="24"/>
-          <w:szCs w:val="24"/>
-          <w:lang w:eastAsia="zh-TW"/>
-        </w:rPr>
-      </w:pPr>
-      <w:r>
-        <w:rPr>
-          <w:rFonts w:ascii="Times New Roman" w:eastAsia="PMingLiU" w:hAnsi="Times New Roman" w:cs="Times New Roman"/>
-          <w:sz w:val="24"/>
-          <w:szCs w:val="24"/>
-          <w:lang w:eastAsia="zh-TW"/>
-        </w:rPr>
-        <w:t>[</w:t>
-      </w:r>
-      <w:r>
-        <w:rPr>
-          <w:rFonts w:ascii="Times New Roman" w:eastAsia="PMingLiU" w:hAnsi="Times New Roman" w:cs="Times New Roman"/>
-          <w:sz w:val="24"/>
-          <w:szCs w:val="24"/>
-          <w:lang w:eastAsia="zh-TW"/>
-        </w:rPr>
-        <w:t xml:space="preserve">Provide a detailed overview of how the proposed design </w:t>
-      </w:r>
-      <w:r>
-        <w:rPr>
-          <w:rFonts w:ascii="Times New Roman" w:eastAsia="PMingLiU" w:hAnsi="Times New Roman" w:cs="Times New Roman"/>
-          <w:sz w:val="24"/>
-          <w:szCs w:val="24"/>
-          <w:lang w:eastAsia="zh-TW"/>
-        </w:rPr>
-        <w:t>fits into the overall solution</w:t>
-      </w:r>
-      <w:r>
-        <w:rPr>
-          <w:rFonts w:ascii="Times New Roman" w:eastAsia="PMingLiU" w:hAnsi="Times New Roman" w:cs="Times New Roman"/>
-          <w:sz w:val="24"/>
-          <w:szCs w:val="24"/>
-          <w:lang w:eastAsia="zh-TW"/>
-        </w:rPr>
-        <w:t xml:space="preserve">. </w:t>
-      </w:r>
-      <w:r>
-        <w:rPr>
-          <w:rFonts w:ascii="Times New Roman" w:eastAsia="PMingLiU" w:hAnsi="Times New Roman" w:cs="Times New Roman"/>
-          <w:sz w:val="24"/>
-          <w:szCs w:val="24"/>
-          <w:lang w:eastAsia="zh-TW"/>
-        </w:rPr>
-        <w:t xml:space="preserve">Complete </w:t>
-      </w:r>
-      <w:r>
-        <w:rPr>
-          <w:rFonts w:ascii="Times New Roman" w:eastAsia="PMingLiU" w:hAnsi="Times New Roman" w:cs="Times New Roman"/>
-          <w:sz w:val="24"/>
-          <w:szCs w:val="24"/>
-          <w:lang w:eastAsia="zh-TW"/>
-        </w:rPr>
-        <w:t xml:space="preserve">the </w:t>
-      </w:r>
-      <w:r>
-        <w:rPr>
-          <w:rFonts w:ascii="Times New Roman" w:eastAsia="PMingLiU" w:hAnsi="Times New Roman" w:cs="Times New Roman"/>
-          <w:sz w:val="24"/>
-          <w:szCs w:val="24"/>
-          <w:lang w:eastAsia="zh-TW"/>
-        </w:rPr>
-        <w:t xml:space="preserve">appropriate </w:t>
-      </w:r>
-      <w:r>
-        <w:rPr>
-          <w:rFonts w:ascii="Times New Roman" w:eastAsia="PMingLiU" w:hAnsi="Times New Roman" w:cs="Times New Roman"/>
-          <w:sz w:val="24"/>
-          <w:szCs w:val="24"/>
-          <w:lang w:eastAsia="zh-TW"/>
-        </w:rPr>
-        <w:t>sub</w:t>
-      </w:r>
-      <w:r>
-        <w:rPr>
-          <w:rFonts w:ascii="Times New Roman" w:eastAsia="PMingLiU" w:hAnsi="Times New Roman" w:cs="Times New Roman"/>
-          <w:sz w:val="24"/>
-          <w:szCs w:val="24"/>
-          <w:lang w:eastAsia="zh-TW"/>
-        </w:rPr>
-        <w:t xml:space="preserve">sections </w:t>
-      </w:r>
-      <w:r>
-        <w:rPr>
-          <w:rFonts w:ascii="Times New Roman" w:eastAsia="PMingLiU" w:hAnsi="Times New Roman" w:cs="Times New Roman"/>
-          <w:sz w:val="24"/>
-          <w:szCs w:val="24"/>
-          <w:lang w:eastAsia="zh-TW"/>
-        </w:rPr>
-        <w:t xml:space="preserve">listed </w:t>
-      </w:r>
-      <w:r>
-        <w:rPr>
-          <w:rFonts w:ascii="Times New Roman" w:eastAsia="PMingLiU" w:hAnsi="Times New Roman" w:cs="Times New Roman"/>
-          <w:sz w:val="24"/>
-          <w:szCs w:val="24"/>
-          <w:lang w:eastAsia="zh-TW"/>
-        </w:rPr>
-        <w:t>below.</w:t>
-      </w:r>
-    </w:p>
-    <w:p>
-      <w:pPr>
-        <w:pStyle w:val="ListParagraph"/>
+        <w:t>Main Capabilities and Supporting Narrative</w:t>
+      </w:r>
+    </w:p>
+    <w:tbl>
+      <w:tblPr>
+        <w:tblW w:w="0" w:type="auto"/>
+        <w:tblCellSpacing w:w="15" w:type="dxa"/>
+        <w:tblCellMar>
+          <w:top w:w="15" w:type="dxa"/>
+          <w:left w:w="15" w:type="dxa"/>
+          <w:bottom w:w="15" w:type="dxa"/>
+          <w:right w:w="15" w:type="dxa"/>
+        </w:tblCellMar>
+        <w:tblLook w:val="04A0" w:firstRow="1" w:lastRow="0" w:firstColumn="1" w:lastColumn="0" w:noHBand="0" w:noVBand="1"/>
+      </w:tblPr>
+      <w:tblGrid>
+        <w:gridCol w:w="1919"/>
+        <w:gridCol w:w="4108"/>
+        <w:gridCol w:w="3333"/>
+      </w:tblGrid>
+      <w:tr>
+        <w:trPr>
+          <w:tblHeader/>
+          <w:tblCellSpacing w:w="15" w:type="dxa"/>
+        </w:trPr>
+        <w:tc>
+          <w:tcPr>
+            <w:tcW w:w="0" w:type="auto"/>
+            <w:vAlign w:val="center"/>
+            <w:hideMark/>
+          </w:tcPr>
+          <w:p>
+            <w:pPr>
+              <w:spacing w:after="120"/>
+              <w:rPr>
+                <w:rFonts w:ascii="Times New Roman" w:eastAsia="Calibri" w:hAnsi="Times New Roman" w:cs="Times New Roman"/>
+                <w:b/>
+                <w:bCs/>
+              </w:rPr>
+            </w:pPr>
+            <w:r>
+              <w:rPr>
+                <w:rFonts w:ascii="Times New Roman" w:eastAsia="Calibri" w:hAnsi="Times New Roman" w:cs="Times New Roman"/>
+                <w:b/>
+                <w:bCs/>
+              </w:rPr>
+              <w:t>Capability</w:t>
+            </w:r>
+          </w:p>
+        </w:tc>
+        <w:tc>
+          <w:tcPr>
+            <w:tcW w:w="0" w:type="auto"/>
+            <w:vAlign w:val="center"/>
+            <w:hideMark/>
+          </w:tcPr>
+          <w:p>
+            <w:pPr>
+              <w:spacing w:after="120"/>
+              <w:rPr>
+                <w:rFonts w:ascii="Times New Roman" w:eastAsia="Calibri" w:hAnsi="Times New Roman" w:cs="Times New Roman"/>
+                <w:b/>
+                <w:bCs/>
+              </w:rPr>
+            </w:pPr>
+            <w:r>
+              <w:rPr>
+                <w:rFonts w:ascii="Times New Roman" w:eastAsia="Calibri" w:hAnsi="Times New Roman" w:cs="Times New Roman"/>
+                <w:b/>
+                <w:bCs/>
+              </w:rPr>
+              <w:t>Proposed experience</w:t>
+            </w:r>
+          </w:p>
+        </w:tc>
+        <w:tc>
+          <w:tcPr>
+            <w:tcW w:w="0" w:type="auto"/>
+            <w:vAlign w:val="center"/>
+            <w:hideMark/>
+          </w:tcPr>
+          <w:p>
+            <w:pPr>
+              <w:spacing w:after="120"/>
+              <w:rPr>
+                <w:rFonts w:ascii="Times New Roman" w:eastAsia="Calibri" w:hAnsi="Times New Roman" w:cs="Times New Roman"/>
+                <w:b/>
+                <w:bCs/>
+              </w:rPr>
+            </w:pPr>
+            <w:r>
+              <w:rPr>
+                <w:rFonts w:ascii="Times New Roman" w:eastAsia="Calibri" w:hAnsi="Times New Roman" w:cs="Times New Roman"/>
+                <w:b/>
+                <w:bCs/>
+              </w:rPr>
+              <w:t>Business value</w:t>
+            </w:r>
+          </w:p>
+        </w:tc>
+      </w:tr>
+      <w:tr>
+        <w:trPr>
+          <w:tblCellSpacing w:w="15" w:type="dxa"/>
+        </w:trPr>
+        <w:tc>
+          <w:tcPr>
+            <w:tcW w:w="0" w:type="auto"/>
+            <w:vAlign w:val="center"/>
+            <w:hideMark/>
+          </w:tcPr>
+          <w:p>
+            <w:pPr>
+              <w:spacing w:after="120"/>
+              <w:rPr>
+                <w:rFonts w:ascii="Times New Roman" w:eastAsia="Calibri" w:hAnsi="Times New Roman" w:cs="Times New Roman"/>
+              </w:rPr>
+            </w:pPr>
+            <w:r>
+              <w:rPr>
+                <w:rFonts w:ascii="Times New Roman" w:eastAsia="Calibri" w:hAnsi="Times New Roman" w:cs="Times New Roman"/>
+              </w:rPr>
+              <w:t>Accounts and dashboards</w:t>
+            </w:r>
+          </w:p>
+        </w:tc>
+        <w:tc>
+          <w:tcPr>
+            <w:tcW w:w="0" w:type="auto"/>
+            <w:vAlign w:val="center"/>
+            <w:hideMark/>
+          </w:tcPr>
+          <w:p>
+            <w:pPr>
+              <w:spacing w:after="120"/>
+              <w:rPr>
+                <w:rFonts w:ascii="Times New Roman" w:eastAsia="Calibri" w:hAnsi="Times New Roman" w:cs="Times New Roman"/>
+              </w:rPr>
+            </w:pPr>
+            <w:r>
+              <w:rPr>
+                <w:rFonts w:ascii="Times New Roman" w:eastAsia="Calibri" w:hAnsi="Times New Roman" w:cs="Times New Roman"/>
+              </w:rPr>
+              <w:t>Users manage profiles, purchases, listings, bookings, and notifications.</w:t>
+            </w:r>
+          </w:p>
+        </w:tc>
+        <w:tc>
+          <w:tcPr>
+            <w:tcW w:w="0" w:type="auto"/>
+            <w:vAlign w:val="center"/>
+            <w:hideMark/>
+          </w:tcPr>
+          <w:p>
+            <w:pPr>
+              <w:spacing w:after="120"/>
+              <w:rPr>
+                <w:rFonts w:ascii="Times New Roman" w:eastAsia="Calibri" w:hAnsi="Times New Roman" w:cs="Times New Roman"/>
+              </w:rPr>
+            </w:pPr>
+            <w:r>
+              <w:rPr>
+                <w:rFonts w:ascii="Times New Roman" w:eastAsia="Calibri" w:hAnsi="Times New Roman" w:cs="Times New Roman"/>
+              </w:rPr>
+              <w:t>Provides a consistent experience for users who both buy and sell.</w:t>
+            </w:r>
+          </w:p>
+        </w:tc>
+      </w:tr>
+      <w:tr>
+        <w:trPr>
+          <w:tblCellSpacing w:w="15" w:type="dxa"/>
+        </w:trPr>
+        <w:tc>
+          <w:tcPr>
+            <w:tcW w:w="0" w:type="auto"/>
+            <w:vAlign w:val="center"/>
+            <w:hideMark/>
+          </w:tcPr>
+          <w:p>
+            <w:pPr>
+              <w:spacing w:after="120"/>
+              <w:rPr>
+                <w:rFonts w:ascii="Times New Roman" w:eastAsia="Calibri" w:hAnsi="Times New Roman" w:cs="Times New Roman"/>
+              </w:rPr>
+            </w:pPr>
+            <w:r>
+              <w:rPr>
+                <w:rFonts w:ascii="Times New Roman" w:eastAsia="Calibri" w:hAnsi="Times New Roman" w:cs="Times New Roman"/>
+              </w:rPr>
+              <w:t>Product discovery</w:t>
+            </w:r>
+          </w:p>
+        </w:tc>
+        <w:tc>
+          <w:tcPr>
+            <w:tcW w:w="0" w:type="auto"/>
+            <w:vAlign w:val="center"/>
+            <w:hideMark/>
+          </w:tcPr>
+          <w:p>
+            <w:pPr>
+              <w:spacing w:after="120"/>
+              <w:rPr>
+                <w:rFonts w:ascii="Times New Roman" w:eastAsia="Calibri" w:hAnsi="Times New Roman" w:cs="Times New Roman"/>
+              </w:rPr>
+            </w:pPr>
+            <w:r>
+              <w:rPr>
+                <w:rFonts w:ascii="Times New Roman" w:eastAsia="Calibri" w:hAnsi="Times New Roman" w:cs="Times New Roman"/>
+              </w:rPr>
+              <w:t>Users browse categories and filter by price, offering type, condition, and seller rating.</w:t>
+            </w:r>
+          </w:p>
+        </w:tc>
+        <w:tc>
+          <w:tcPr>
+            <w:tcW w:w="0" w:type="auto"/>
+            <w:vAlign w:val="center"/>
+            <w:hideMark/>
+          </w:tcPr>
+          <w:p>
+            <w:pPr>
+              <w:spacing w:after="120"/>
+              <w:rPr>
+                <w:rFonts w:ascii="Times New Roman" w:eastAsia="Calibri" w:hAnsi="Times New Roman" w:cs="Times New Roman"/>
+              </w:rPr>
+            </w:pPr>
+            <w:r>
+              <w:rPr>
+                <w:rFonts w:ascii="Times New Roman" w:eastAsia="Calibri" w:hAnsi="Times New Roman" w:cs="Times New Roman"/>
+              </w:rPr>
+              <w:t>Helps buyers find relevant offerings efficiently.</w:t>
+            </w:r>
+          </w:p>
+        </w:tc>
+      </w:tr>
+      <w:tr>
+        <w:trPr>
+          <w:tblCellSpacing w:w="15" w:type="dxa"/>
+        </w:trPr>
+        <w:tc>
+          <w:tcPr>
+            <w:tcW w:w="0" w:type="auto"/>
+            <w:vAlign w:val="center"/>
+            <w:hideMark/>
+          </w:tcPr>
+          <w:p>
+            <w:pPr>
+              <w:spacing w:after="120"/>
+              <w:rPr>
+                <w:rFonts w:ascii="Times New Roman" w:eastAsia="Calibri" w:hAnsi="Times New Roman" w:cs="Times New Roman"/>
+              </w:rPr>
+            </w:pPr>
+            <w:r>
+              <w:rPr>
+                <w:rFonts w:ascii="Times New Roman" w:eastAsia="Calibri" w:hAnsi="Times New Roman" w:cs="Times New Roman"/>
+              </w:rPr>
+              <w:lastRenderedPageBreak/>
+              <w:t>Listings and seller tools</w:t>
+            </w:r>
+          </w:p>
+        </w:tc>
+        <w:tc>
+          <w:tcPr>
+            <w:tcW w:w="0" w:type="auto"/>
+            <w:vAlign w:val="center"/>
+            <w:hideMark/>
+          </w:tcPr>
+          <w:p>
+            <w:pPr>
+              <w:spacing w:after="120"/>
+              <w:rPr>
+                <w:rFonts w:ascii="Times New Roman" w:eastAsia="Calibri" w:hAnsi="Times New Roman" w:cs="Times New Roman"/>
+              </w:rPr>
+            </w:pPr>
+            <w:r>
+              <w:rPr>
+                <w:rFonts w:ascii="Times New Roman" w:eastAsia="Calibri" w:hAnsi="Times New Roman" w:cs="Times New Roman"/>
+              </w:rPr>
+              <w:t>Sellers create descriptions, set prices, manage availability, and track sales.</w:t>
+            </w:r>
+          </w:p>
+        </w:tc>
+        <w:tc>
+          <w:tcPr>
+            <w:tcW w:w="0" w:type="auto"/>
+            <w:vAlign w:val="center"/>
+            <w:hideMark/>
+          </w:tcPr>
+          <w:p>
+            <w:pPr>
+              <w:spacing w:after="120"/>
+              <w:rPr>
+                <w:rFonts w:ascii="Times New Roman" w:eastAsia="Calibri" w:hAnsi="Times New Roman" w:cs="Times New Roman"/>
+              </w:rPr>
+            </w:pPr>
+            <w:r>
+              <w:rPr>
+                <w:rFonts w:ascii="Times New Roman" w:eastAsia="Calibri" w:hAnsi="Times New Roman" w:cs="Times New Roman"/>
+              </w:rPr>
+              <w:t>Supports seller participation and accurate marketplace information.</w:t>
+            </w:r>
+          </w:p>
+        </w:tc>
+      </w:tr>
+      <w:tr>
+        <w:trPr>
+          <w:tblCellSpacing w:w="15" w:type="dxa"/>
+        </w:trPr>
+        <w:tc>
+          <w:tcPr>
+            <w:tcW w:w="0" w:type="auto"/>
+            <w:vAlign w:val="center"/>
+            <w:hideMark/>
+          </w:tcPr>
+          <w:p>
+            <w:pPr>
+              <w:spacing w:after="120"/>
+              <w:rPr>
+                <w:rFonts w:ascii="Times New Roman" w:eastAsia="Calibri" w:hAnsi="Times New Roman" w:cs="Times New Roman"/>
+              </w:rPr>
+            </w:pPr>
+            <w:r>
+              <w:rPr>
+                <w:rFonts w:ascii="Times New Roman" w:eastAsia="Calibri" w:hAnsi="Times New Roman" w:cs="Times New Roman"/>
+              </w:rPr>
+              <w:t>Direct purchasing</w:t>
+            </w:r>
+          </w:p>
+        </w:tc>
+        <w:tc>
+          <w:tcPr>
+            <w:tcW w:w="0" w:type="auto"/>
+            <w:vAlign w:val="center"/>
+            <w:hideMark/>
+          </w:tcPr>
+          <w:p>
+            <w:pPr>
+              <w:spacing w:after="120"/>
+              <w:rPr>
+                <w:rFonts w:ascii="Times New Roman" w:eastAsia="Calibri" w:hAnsi="Times New Roman" w:cs="Times New Roman"/>
+              </w:rPr>
+            </w:pPr>
+            <w:r>
+              <w:rPr>
+                <w:rFonts w:ascii="Times New Roman" w:eastAsia="Calibri" w:hAnsi="Times New Roman" w:cs="Times New Roman"/>
+              </w:rPr>
+              <w:t>Buyers review their order, pay, and receive fulfillment updates.</w:t>
+            </w:r>
+          </w:p>
+        </w:tc>
+        <w:tc>
+          <w:tcPr>
+            <w:tcW w:w="0" w:type="auto"/>
+            <w:vAlign w:val="center"/>
+            <w:hideMark/>
+          </w:tcPr>
+          <w:p>
+            <w:pPr>
+              <w:spacing w:after="120"/>
+              <w:rPr>
+                <w:rFonts w:ascii="Times New Roman" w:eastAsia="Calibri" w:hAnsi="Times New Roman" w:cs="Times New Roman"/>
+              </w:rPr>
+            </w:pPr>
+            <w:r>
+              <w:rPr>
+                <w:rFonts w:ascii="Times New Roman" w:eastAsia="Calibri" w:hAnsi="Times New Roman" w:cs="Times New Roman"/>
+              </w:rPr>
+              <w:t>Establishes the core revenue-generating transaction flow.</w:t>
+            </w:r>
+          </w:p>
+        </w:tc>
+      </w:tr>
+      <w:tr>
+        <w:trPr>
+          <w:tblCellSpacing w:w="15" w:type="dxa"/>
+        </w:trPr>
+        <w:tc>
+          <w:tcPr>
+            <w:tcW w:w="0" w:type="auto"/>
+            <w:vAlign w:val="center"/>
+            <w:hideMark/>
+          </w:tcPr>
+          <w:p>
+            <w:pPr>
+              <w:spacing w:after="120"/>
+              <w:rPr>
+                <w:rFonts w:ascii="Times New Roman" w:eastAsia="Calibri" w:hAnsi="Times New Roman" w:cs="Times New Roman"/>
+              </w:rPr>
+            </w:pPr>
+            <w:r>
+              <w:rPr>
+                <w:rFonts w:ascii="Times New Roman" w:eastAsia="Calibri" w:hAnsi="Times New Roman" w:cs="Times New Roman"/>
+              </w:rPr>
+              <w:t>Auctions</w:t>
+            </w:r>
+          </w:p>
+        </w:tc>
+        <w:tc>
+          <w:tcPr>
+            <w:tcW w:w="0" w:type="auto"/>
+            <w:vAlign w:val="center"/>
+            <w:hideMark/>
+          </w:tcPr>
+          <w:p>
+            <w:pPr>
+              <w:spacing w:after="120"/>
+              <w:rPr>
+                <w:rFonts w:ascii="Times New Roman" w:eastAsia="Calibri" w:hAnsi="Times New Roman" w:cs="Times New Roman"/>
+              </w:rPr>
+            </w:pPr>
+            <w:r>
+              <w:rPr>
+                <w:rFonts w:ascii="Times New Roman" w:eastAsia="Calibri" w:hAnsi="Times New Roman" w:cs="Times New Roman"/>
+              </w:rPr>
+              <w:t>Buyers place bids under visible rules, with a clear closing time and payment process.</w:t>
+            </w:r>
+          </w:p>
+        </w:tc>
+        <w:tc>
+          <w:tcPr>
+            <w:tcW w:w="0" w:type="auto"/>
+            <w:vAlign w:val="center"/>
+            <w:hideMark/>
+          </w:tcPr>
+          <w:p>
+            <w:pPr>
+              <w:spacing w:after="120"/>
+              <w:rPr>
+                <w:rFonts w:ascii="Times New Roman" w:eastAsia="Calibri" w:hAnsi="Times New Roman" w:cs="Times New Roman"/>
+              </w:rPr>
+            </w:pPr>
+            <w:r>
+              <w:rPr>
+                <w:rFonts w:ascii="Times New Roman" w:eastAsia="Calibri" w:hAnsi="Times New Roman" w:cs="Times New Roman"/>
+              </w:rPr>
+              <w:t>Supports rare or high-demand items.</w:t>
+            </w:r>
+          </w:p>
+        </w:tc>
+      </w:tr>
+      <w:tr>
+        <w:trPr>
+          <w:tblCellSpacing w:w="15" w:type="dxa"/>
+        </w:trPr>
+        <w:tc>
+          <w:tcPr>
+            <w:tcW w:w="0" w:type="auto"/>
+            <w:vAlign w:val="center"/>
+            <w:hideMark/>
+          </w:tcPr>
+          <w:p>
+            <w:pPr>
+              <w:spacing w:after="120"/>
+              <w:rPr>
+                <w:rFonts w:ascii="Times New Roman" w:eastAsia="Calibri" w:hAnsi="Times New Roman" w:cs="Times New Roman"/>
+              </w:rPr>
+            </w:pPr>
+            <w:r>
+              <w:rPr>
+                <w:rFonts w:ascii="Times New Roman" w:eastAsia="Calibri" w:hAnsi="Times New Roman" w:cs="Times New Roman"/>
+              </w:rPr>
+              <w:t>Digital delivery</w:t>
+            </w:r>
+          </w:p>
+        </w:tc>
+        <w:tc>
+          <w:tcPr>
+            <w:tcW w:w="0" w:type="auto"/>
+            <w:vAlign w:val="center"/>
+            <w:hideMark/>
+          </w:tcPr>
+          <w:p>
+            <w:pPr>
+              <w:spacing w:after="120"/>
+              <w:rPr>
+                <w:rFonts w:ascii="Times New Roman" w:eastAsia="Calibri" w:hAnsi="Times New Roman" w:cs="Times New Roman"/>
+              </w:rPr>
+            </w:pPr>
+            <w:r>
+              <w:rPr>
+                <w:rFonts w:ascii="Times New Roman" w:eastAsia="Calibri" w:hAnsi="Times New Roman" w:cs="Times New Roman"/>
+              </w:rPr>
+              <w:t>Buyers receive authorized downloads or license information after payment.</w:t>
+            </w:r>
+          </w:p>
+        </w:tc>
+        <w:tc>
+          <w:tcPr>
+            <w:tcW w:w="0" w:type="auto"/>
+            <w:vAlign w:val="center"/>
+            <w:hideMark/>
+          </w:tcPr>
+          <w:p>
+            <w:pPr>
+              <w:spacing w:after="120"/>
+              <w:rPr>
+                <w:rFonts w:ascii="Times New Roman" w:eastAsia="Calibri" w:hAnsi="Times New Roman" w:cs="Times New Roman"/>
+              </w:rPr>
+            </w:pPr>
+            <w:r>
+              <w:rPr>
+                <w:rFonts w:ascii="Times New Roman" w:eastAsia="Calibri" w:hAnsi="Times New Roman" w:cs="Times New Roman"/>
+              </w:rPr>
+              <w:t>Supports digital commerce while controlling access.</w:t>
+            </w:r>
+          </w:p>
+        </w:tc>
+      </w:tr>
+      <w:tr>
+        <w:trPr>
+          <w:tblCellSpacing w:w="15" w:type="dxa"/>
+        </w:trPr>
+        <w:tc>
+          <w:tcPr>
+            <w:tcW w:w="0" w:type="auto"/>
+            <w:vAlign w:val="center"/>
+            <w:hideMark/>
+          </w:tcPr>
+          <w:p>
+            <w:pPr>
+              <w:spacing w:after="120"/>
+              <w:rPr>
+                <w:rFonts w:ascii="Times New Roman" w:eastAsia="Calibri" w:hAnsi="Times New Roman" w:cs="Times New Roman"/>
+              </w:rPr>
+            </w:pPr>
+            <w:r>
+              <w:rPr>
+                <w:rFonts w:ascii="Times New Roman" w:eastAsia="Calibri" w:hAnsi="Times New Roman" w:cs="Times New Roman"/>
+              </w:rPr>
+              <w:t>Service bookings</w:t>
+            </w:r>
+          </w:p>
+        </w:tc>
+        <w:tc>
+          <w:tcPr>
+            <w:tcW w:w="0" w:type="auto"/>
+            <w:vAlign w:val="center"/>
+            <w:hideMark/>
+          </w:tcPr>
+          <w:p>
+            <w:pPr>
+              <w:spacing w:after="120"/>
+              <w:rPr>
+                <w:rFonts w:ascii="Times New Roman" w:eastAsia="Calibri" w:hAnsi="Times New Roman" w:cs="Times New Roman"/>
+              </w:rPr>
+            </w:pPr>
+            <w:r>
+              <w:rPr>
+                <w:rFonts w:ascii="Times New Roman" w:eastAsia="Calibri" w:hAnsi="Times New Roman" w:cs="Times New Roman"/>
+              </w:rPr>
+              <w:t>Buyers agree on scope, schedule work, and confirm completion.</w:t>
+            </w:r>
+          </w:p>
+        </w:tc>
+        <w:tc>
+          <w:tcPr>
+            <w:tcW w:w="0" w:type="auto"/>
+            <w:vAlign w:val="center"/>
+            <w:hideMark/>
+          </w:tcPr>
+          <w:p>
+            <w:pPr>
+              <w:spacing w:after="120"/>
+              <w:rPr>
+                <w:rFonts w:ascii="Times New Roman" w:eastAsia="Calibri" w:hAnsi="Times New Roman" w:cs="Times New Roman"/>
+              </w:rPr>
+            </w:pPr>
+            <w:r>
+              <w:rPr>
+                <w:rFonts w:ascii="Times New Roman" w:eastAsia="Calibri" w:hAnsi="Times New Roman" w:cs="Times New Roman"/>
+              </w:rPr>
+              <w:t>Extends the marketplace to professional services.</w:t>
+            </w:r>
+          </w:p>
+        </w:tc>
+      </w:tr>
+      <w:tr>
+        <w:trPr>
+          <w:tblCellSpacing w:w="15" w:type="dxa"/>
+        </w:trPr>
+        <w:tc>
+          <w:tcPr>
+            <w:tcW w:w="0" w:type="auto"/>
+            <w:vAlign w:val="center"/>
+            <w:hideMark/>
+          </w:tcPr>
+          <w:p>
+            <w:pPr>
+              <w:spacing w:after="120"/>
+              <w:rPr>
+                <w:rFonts w:ascii="Times New Roman" w:eastAsia="Calibri" w:hAnsi="Times New Roman" w:cs="Times New Roman"/>
+              </w:rPr>
+            </w:pPr>
+            <w:r>
+              <w:rPr>
+                <w:rFonts w:ascii="Times New Roman" w:eastAsia="Calibri" w:hAnsi="Times New Roman" w:cs="Times New Roman"/>
+              </w:rPr>
+              <w:t>Trust and support</w:t>
+            </w:r>
+          </w:p>
+        </w:tc>
+        <w:tc>
+          <w:tcPr>
+            <w:tcW w:w="0" w:type="auto"/>
+            <w:vAlign w:val="center"/>
+            <w:hideMark/>
+          </w:tcPr>
+          <w:p>
+            <w:pPr>
+              <w:spacing w:after="120"/>
+              <w:rPr>
+                <w:rFonts w:ascii="Times New Roman" w:eastAsia="Calibri" w:hAnsi="Times New Roman" w:cs="Times New Roman"/>
+              </w:rPr>
+            </w:pPr>
+            <w:r>
+              <w:rPr>
+                <w:rFonts w:ascii="Times New Roman" w:eastAsia="Calibri" w:hAnsi="Times New Roman" w:cs="Times New Roman"/>
+              </w:rPr>
+              <w:t>Users access seller reviews, messaging, reporting, and dispute assistance.</w:t>
+            </w:r>
+          </w:p>
+        </w:tc>
+        <w:tc>
+          <w:tcPr>
+            <w:tcW w:w="0" w:type="auto"/>
+            <w:vAlign w:val="center"/>
+            <w:hideMark/>
+          </w:tcPr>
+          <w:p>
+            <w:pPr>
+              <w:spacing w:after="120"/>
+              <w:rPr>
+                <w:rFonts w:ascii="Times New Roman" w:eastAsia="Calibri" w:hAnsi="Times New Roman" w:cs="Times New Roman"/>
+              </w:rPr>
+            </w:pPr>
+            <w:r>
+              <w:rPr>
+                <w:rFonts w:ascii="Times New Roman" w:eastAsia="Calibri" w:hAnsi="Times New Roman" w:cs="Times New Roman"/>
+              </w:rPr>
+              <w:t>Builds confidence and helps resolve transaction problems.</w:t>
+            </w:r>
+          </w:p>
+        </w:tc>
+      </w:tr>
+      <w:tr>
+        <w:trPr>
+          <w:tblCellSpacing w:w="15" w:type="dxa"/>
+        </w:trPr>
+        <w:tc>
+          <w:tcPr>
+            <w:tcW w:w="0" w:type="auto"/>
+            <w:vAlign w:val="center"/>
+            <w:hideMark/>
+          </w:tcPr>
+          <w:p>
+            <w:pPr>
+              <w:spacing w:after="120"/>
+              <w:rPr>
+                <w:rFonts w:ascii="Times New Roman" w:eastAsia="Calibri" w:hAnsi="Times New Roman" w:cs="Times New Roman"/>
+              </w:rPr>
+            </w:pPr>
+            <w:r>
+              <w:rPr>
+                <w:rFonts w:ascii="Times New Roman" w:eastAsia="Calibri" w:hAnsi="Times New Roman" w:cs="Times New Roman"/>
+              </w:rPr>
+              <w:t>Administration</w:t>
+            </w:r>
+          </w:p>
+        </w:tc>
+        <w:tc>
+          <w:tcPr>
+            <w:tcW w:w="0" w:type="auto"/>
+            <w:vAlign w:val="center"/>
+            <w:hideMark/>
+          </w:tcPr>
+          <w:p>
+            <w:pPr>
+              <w:spacing w:after="120"/>
+              <w:rPr>
+                <w:rFonts w:ascii="Times New Roman" w:eastAsia="Calibri" w:hAnsi="Times New Roman" w:cs="Times New Roman"/>
+              </w:rPr>
+            </w:pPr>
+            <w:r>
+              <w:rPr>
+                <w:rFonts w:ascii="Times New Roman" w:eastAsia="Calibri" w:hAnsi="Times New Roman" w:cs="Times New Roman"/>
+              </w:rPr>
+              <w:t>Staff manage reports, prohibited listings, account issues, and marketplace performance.</w:t>
+            </w:r>
+          </w:p>
+        </w:tc>
+        <w:tc>
+          <w:tcPr>
+            <w:tcW w:w="0" w:type="auto"/>
+            <w:vAlign w:val="center"/>
+            <w:hideMark/>
+          </w:tcPr>
+          <w:p>
+            <w:pPr>
+              <w:spacing w:after="120"/>
+              <w:rPr>
+                <w:rFonts w:ascii="Times New Roman" w:eastAsia="Calibri" w:hAnsi="Times New Roman" w:cs="Times New Roman"/>
+              </w:rPr>
+            </w:pPr>
+            <w:r>
+              <w:rPr>
+                <w:rFonts w:ascii="Times New Roman" w:eastAsia="Calibri" w:hAnsi="Times New Roman" w:cs="Times New Roman"/>
+              </w:rPr>
+              <w:t>Enables accountable marketplace operations.</w:t>
+            </w:r>
+          </w:p>
+        </w:tc>
+      </w:tr>
+    </w:tbl>
+    <w:p>
+      <w:pPr>
+        <w:spacing w:after="120"/>
+        <w:rPr>
+          <w:rFonts w:ascii="Times New Roman" w:eastAsia="Calibri" w:hAnsi="Times New Roman" w:cs="Times New Roman"/>
+        </w:rPr>
+      </w:pPr>
+      <w:r>
+        <w:rPr>
+          <w:rFonts w:ascii="Times New Roman" w:eastAsia="Calibri" w:hAnsi="Times New Roman" w:cs="Times New Roman"/>
+        </w:rPr>
+        <w:t>The interface would be responsive for desktop and mobile use. Clear labels, readable content, accessible controls, and predictable navigation would guide the experience. Personalization could be introduced later, once sufficient user activity exists to support useful recommendations.</w:t>
+      </w:r>
+    </w:p>
+    <w:p>
+      <w:pPr>
+        <w:spacing w:after="120"/>
+        <w:rPr>
+          <w:rFonts w:ascii="Times New Roman" w:eastAsia="Calibri" w:hAnsi="Times New Roman" w:cs="Times New Roman"/>
+          <w:b/>
+          <w:bCs/>
+        </w:rPr>
+      </w:pPr>
+      <w:r>
+        <w:rPr>
+          <w:rFonts w:ascii="Times New Roman" w:eastAsia="Calibri" w:hAnsi="Times New Roman" w:cs="Times New Roman"/>
+          <w:b/>
+          <w:bCs/>
+        </w:rPr>
+        <w:t>Security and Operational Principles</w:t>
+      </w:r>
+    </w:p>
+    <w:p>
+      <w:pPr>
+        <w:spacing w:after="120"/>
+        <w:rPr>
+          <w:rFonts w:ascii="Times New Roman" w:eastAsia="Calibri" w:hAnsi="Times New Roman" w:cs="Times New Roman"/>
+        </w:rPr>
+      </w:pPr>
+      <w:r>
+        <w:rPr>
+          <w:rFonts w:ascii="Times New Roman" w:eastAsia="Calibri" w:hAnsi="Times New Roman" w:cs="Times New Roman"/>
+        </w:rPr>
+        <w:t>Trust would be a core design requirement. The proposed solution would protect information in transit and at rest, apply appropriate account authentication, and restrict access according to user roles. Payment processing would use an established payment provider, with the platform minimizing its handling of sensitive payment information.</w:t>
+      </w:r>
+    </w:p>
+    <w:p>
+      <w:pPr>
+        <w:spacing w:after="120"/>
+        <w:rPr>
+          <w:rFonts w:ascii="Times New Roman" w:eastAsia="Calibri" w:hAnsi="Times New Roman" w:cs="Times New Roman"/>
+        </w:rPr>
+      </w:pPr>
+      <w:r>
+        <w:rPr>
+          <w:rFonts w:ascii="Times New Roman" w:eastAsia="Calibri" w:hAnsi="Times New Roman" w:cs="Times New Roman"/>
+        </w:rPr>
+        <w:t>Marketplace rules would explain seller responsibilities, permitted listings, refunds, disputes, and digital ownership or licensing conditions. Digital goods would require particular attention to whether a seller has the right to distribute or transfer the asset. NFT trading would be evaluated separately because it introduces additional ownership, wallet, and operational considerations.</w:t>
+      </w:r>
+    </w:p>
+    <w:p>
+      <w:pPr>
+        <w:spacing w:after="120"/>
+        <w:rPr>
+          <w:rFonts w:ascii="Times New Roman" w:eastAsia="Calibri" w:hAnsi="Times New Roman" w:cs="Times New Roman"/>
+        </w:rPr>
+      </w:pPr>
+      <w:r>
+        <w:rPr>
+          <w:rFonts w:ascii="Times New Roman" w:eastAsia="Calibri" w:hAnsi="Times New Roman" w:cs="Times New Roman"/>
+        </w:rPr>
+        <w:t>The backend would separate major business capabilities—such as accounts, listings, orders, payments, and notifications—so the platform could evolve as demand grows. Whether those boundaries require independently deployed microservices would be decided during technical design based on expected scale, budget, and the team’s ability to operate them.</w:t>
+      </w:r>
+    </w:p>
+    <w:p>
+      <w:pPr>
+        <w:spacing w:after="120"/>
+        <w:rPr>
+          <w:rFonts w:ascii="Times New Roman" w:eastAsia="Calibri" w:hAnsi="Times New Roman" w:cs="Times New Roman"/>
+          <w:b/>
+          <w:bCs/>
+        </w:rPr>
+      </w:pPr>
+      <w:r>
+        <w:rPr>
+          <w:rFonts w:ascii="Times New Roman" w:eastAsia="Calibri" w:hAnsi="Times New Roman" w:cs="Times New Roman"/>
+          <w:b/>
+          <w:bCs/>
+        </w:rPr>
+        <w:t>Recommended Delivery Scope</w:t>
+      </w:r>
+    </w:p>
+    <w:p>
+      <w:pPr>
+        <w:spacing w:after="120"/>
+        <w:rPr>
+          <w:rFonts w:ascii="Times New Roman" w:eastAsia="Calibri" w:hAnsi="Times New Roman" w:cs="Times New Roman"/>
+        </w:rPr>
+      </w:pPr>
+      <w:r>
+        <w:rPr>
+          <w:rFonts w:ascii="Times New Roman" w:eastAsia="Calibri" w:hAnsi="Times New Roman" w:cs="Times New Roman"/>
+        </w:rPr>
+        <w:t>A phased release would reduce initial cost and allow the team to test marketplace demand before investing in every proposed feature.</w:t>
+      </w:r>
+    </w:p>
+    <w:tbl>
+      <w:tblPr>
+        <w:tblW w:w="0" w:type="auto"/>
+        <w:tblCellSpacing w:w="15" w:type="dxa"/>
+        <w:tblCellMar>
+          <w:top w:w="15" w:type="dxa"/>
+          <w:left w:w="15" w:type="dxa"/>
+          <w:bottom w:w="15" w:type="dxa"/>
+          <w:right w:w="15" w:type="dxa"/>
+        </w:tblCellMar>
+        <w:tblLook w:val="04A0" w:firstRow="1" w:lastRow="0" w:firstColumn="1" w:lastColumn="0" w:noHBand="0" w:noVBand="1"/>
+      </w:tblPr>
+      <w:tblGrid>
+        <w:gridCol w:w="1476"/>
+        <w:gridCol w:w="4746"/>
+        <w:gridCol w:w="3138"/>
+      </w:tblGrid>
+      <w:tr>
+        <w:trPr>
+          <w:tblHeader/>
+          <w:tblCellSpacing w:w="15" w:type="dxa"/>
+        </w:trPr>
+        <w:tc>
+          <w:tcPr>
+            <w:tcW w:w="0" w:type="auto"/>
+            <w:vAlign w:val="center"/>
+            <w:hideMark/>
+          </w:tcPr>
+          <w:p>
+            <w:pPr>
+              <w:spacing w:after="120"/>
+              <w:rPr>
+                <w:rFonts w:ascii="Times New Roman" w:eastAsia="Calibri" w:hAnsi="Times New Roman" w:cs="Times New Roman"/>
+                <w:b/>
+                <w:bCs/>
+              </w:rPr>
+            </w:pPr>
+            <w:r>
+              <w:rPr>
+                <w:rFonts w:ascii="Times New Roman" w:eastAsia="Calibri" w:hAnsi="Times New Roman" w:cs="Times New Roman"/>
+                <w:b/>
+                <w:bCs/>
+              </w:rPr>
+              <w:lastRenderedPageBreak/>
+              <w:t>Phase</w:t>
+            </w:r>
+          </w:p>
+        </w:tc>
+        <w:tc>
+          <w:tcPr>
+            <w:tcW w:w="0" w:type="auto"/>
+            <w:vAlign w:val="center"/>
+            <w:hideMark/>
+          </w:tcPr>
+          <w:p>
+            <w:pPr>
+              <w:spacing w:after="120"/>
+              <w:rPr>
+                <w:rFonts w:ascii="Times New Roman" w:eastAsia="Calibri" w:hAnsi="Times New Roman" w:cs="Times New Roman"/>
+                <w:b/>
+                <w:bCs/>
+              </w:rPr>
+            </w:pPr>
+            <w:r>
+              <w:rPr>
+                <w:rFonts w:ascii="Times New Roman" w:eastAsia="Calibri" w:hAnsi="Times New Roman" w:cs="Times New Roman"/>
+                <w:b/>
+                <w:bCs/>
+              </w:rPr>
+              <w:t>Scope</w:t>
+            </w:r>
+          </w:p>
+        </w:tc>
+        <w:tc>
+          <w:tcPr>
+            <w:tcW w:w="0" w:type="auto"/>
+            <w:vAlign w:val="center"/>
+            <w:hideMark/>
+          </w:tcPr>
+          <w:p>
+            <w:pPr>
+              <w:spacing w:after="120"/>
+              <w:rPr>
+                <w:rFonts w:ascii="Times New Roman" w:eastAsia="Calibri" w:hAnsi="Times New Roman" w:cs="Times New Roman"/>
+                <w:b/>
+                <w:bCs/>
+              </w:rPr>
+            </w:pPr>
+            <w:r>
+              <w:rPr>
+                <w:rFonts w:ascii="Times New Roman" w:eastAsia="Calibri" w:hAnsi="Times New Roman" w:cs="Times New Roman"/>
+                <w:b/>
+                <w:bCs/>
+              </w:rPr>
+              <w:t>Purpose</w:t>
+            </w:r>
+          </w:p>
+        </w:tc>
+      </w:tr>
+      <w:tr>
+        <w:trPr>
+          <w:tblCellSpacing w:w="15" w:type="dxa"/>
+        </w:trPr>
+        <w:tc>
+          <w:tcPr>
+            <w:tcW w:w="0" w:type="auto"/>
+            <w:vAlign w:val="center"/>
+            <w:hideMark/>
+          </w:tcPr>
+          <w:p>
+            <w:pPr>
+              <w:spacing w:after="120"/>
+              <w:rPr>
+                <w:rFonts w:ascii="Times New Roman" w:eastAsia="Calibri" w:hAnsi="Times New Roman" w:cs="Times New Roman"/>
+              </w:rPr>
+            </w:pPr>
+            <w:r>
+              <w:rPr>
+                <w:rFonts w:ascii="Times New Roman" w:eastAsia="Calibri" w:hAnsi="Times New Roman" w:cs="Times New Roman"/>
+              </w:rPr>
+              <w:t>Initial release</w:t>
+            </w:r>
+          </w:p>
+        </w:tc>
+        <w:tc>
+          <w:tcPr>
+            <w:tcW w:w="0" w:type="auto"/>
+            <w:vAlign w:val="center"/>
+            <w:hideMark/>
+          </w:tcPr>
+          <w:p>
+            <w:pPr>
+              <w:spacing w:after="120"/>
+              <w:rPr>
+                <w:rFonts w:ascii="Times New Roman" w:eastAsia="Calibri" w:hAnsi="Times New Roman" w:cs="Times New Roman"/>
+              </w:rPr>
+            </w:pPr>
+            <w:r>
+              <w:rPr>
+                <w:rFonts w:ascii="Times New Roman" w:eastAsia="Calibri" w:hAnsi="Times New Roman" w:cs="Times New Roman"/>
+              </w:rPr>
+              <w:t>Accounts, search, physical-product listings, direct purchases, seller dashboards, messaging, reviews, and administration.</w:t>
+            </w:r>
+          </w:p>
+        </w:tc>
+        <w:tc>
+          <w:tcPr>
+            <w:tcW w:w="0" w:type="auto"/>
+            <w:vAlign w:val="center"/>
+            <w:hideMark/>
+          </w:tcPr>
+          <w:p>
+            <w:pPr>
+              <w:spacing w:after="120"/>
+              <w:rPr>
+                <w:rFonts w:ascii="Times New Roman" w:eastAsia="Calibri" w:hAnsi="Times New Roman" w:cs="Times New Roman"/>
+              </w:rPr>
+            </w:pPr>
+            <w:r>
+              <w:rPr>
+                <w:rFonts w:ascii="Times New Roman" w:eastAsia="Calibri" w:hAnsi="Times New Roman" w:cs="Times New Roman"/>
+              </w:rPr>
+              <w:t>Validate the core buying and selling experience.</w:t>
+            </w:r>
+          </w:p>
+        </w:tc>
+      </w:tr>
+      <w:tr>
+        <w:trPr>
+          <w:tblCellSpacing w:w="15" w:type="dxa"/>
+        </w:trPr>
+        <w:tc>
+          <w:tcPr>
+            <w:tcW w:w="0" w:type="auto"/>
+            <w:vAlign w:val="center"/>
+            <w:hideMark/>
+          </w:tcPr>
+          <w:p>
+            <w:pPr>
+              <w:spacing w:after="120"/>
+              <w:rPr>
+                <w:rFonts w:ascii="Times New Roman" w:eastAsia="Calibri" w:hAnsi="Times New Roman" w:cs="Times New Roman"/>
+              </w:rPr>
+            </w:pPr>
+            <w:r>
+              <w:rPr>
+                <w:rFonts w:ascii="Times New Roman" w:eastAsia="Calibri" w:hAnsi="Times New Roman" w:cs="Times New Roman"/>
+              </w:rPr>
+              <w:t>Expansion</w:t>
+            </w:r>
+          </w:p>
+        </w:tc>
+        <w:tc>
+          <w:tcPr>
+            <w:tcW w:w="0" w:type="auto"/>
+            <w:vAlign w:val="center"/>
+            <w:hideMark/>
+          </w:tcPr>
+          <w:p>
+            <w:pPr>
+              <w:spacing w:after="120"/>
+              <w:rPr>
+                <w:rFonts w:ascii="Times New Roman" w:eastAsia="Calibri" w:hAnsi="Times New Roman" w:cs="Times New Roman"/>
+              </w:rPr>
+            </w:pPr>
+            <w:r>
+              <w:rPr>
+                <w:rFonts w:ascii="Times New Roman" w:eastAsia="Calibri" w:hAnsi="Times New Roman" w:cs="Times New Roman"/>
+              </w:rPr>
+              <w:t>Controlled digital delivery, license handling, and service bookings.</w:t>
+            </w:r>
+          </w:p>
+        </w:tc>
+        <w:tc>
+          <w:tcPr>
+            <w:tcW w:w="0" w:type="auto"/>
+            <w:vAlign w:val="center"/>
+            <w:hideMark/>
+          </w:tcPr>
+          <w:p>
+            <w:pPr>
+              <w:spacing w:after="120"/>
+              <w:rPr>
+                <w:rFonts w:ascii="Times New Roman" w:eastAsia="Calibri" w:hAnsi="Times New Roman" w:cs="Times New Roman"/>
+              </w:rPr>
+            </w:pPr>
+            <w:r>
+              <w:rPr>
+                <w:rFonts w:ascii="Times New Roman" w:eastAsia="Calibri" w:hAnsi="Times New Roman" w:cs="Times New Roman"/>
+              </w:rPr>
+              <w:t>Add transaction types after fulfillment and support processes are established.</w:t>
+            </w:r>
+          </w:p>
+        </w:tc>
+      </w:tr>
+      <w:tr>
+        <w:trPr>
+          <w:tblCellSpacing w:w="15" w:type="dxa"/>
+        </w:trPr>
+        <w:tc>
+          <w:tcPr>
+            <w:tcW w:w="0" w:type="auto"/>
+            <w:vAlign w:val="center"/>
+            <w:hideMark/>
+          </w:tcPr>
+          <w:p>
+            <w:pPr>
+              <w:spacing w:after="120"/>
+              <w:rPr>
+                <w:rFonts w:ascii="Times New Roman" w:eastAsia="Calibri" w:hAnsi="Times New Roman" w:cs="Times New Roman"/>
+              </w:rPr>
+            </w:pPr>
+            <w:r>
+              <w:rPr>
+                <w:rFonts w:ascii="Times New Roman" w:eastAsia="Calibri" w:hAnsi="Times New Roman" w:cs="Times New Roman"/>
+              </w:rPr>
+              <w:t>Advanced capabilities</w:t>
+            </w:r>
+          </w:p>
+        </w:tc>
+        <w:tc>
+          <w:tcPr>
+            <w:tcW w:w="0" w:type="auto"/>
+            <w:vAlign w:val="center"/>
+            <w:hideMark/>
+          </w:tcPr>
+          <w:p>
+            <w:pPr>
+              <w:spacing w:after="120"/>
+              <w:rPr>
+                <w:rFonts w:ascii="Times New Roman" w:eastAsia="Calibri" w:hAnsi="Times New Roman" w:cs="Times New Roman"/>
+              </w:rPr>
+            </w:pPr>
+            <w:r>
+              <w:rPr>
+                <w:rFonts w:ascii="Times New Roman" w:eastAsia="Calibri" w:hAnsi="Times New Roman" w:cs="Times New Roman"/>
+              </w:rPr>
+              <w:t>Auctions, community forums, recommendations, and optional NFT support.</w:t>
+            </w:r>
+          </w:p>
+        </w:tc>
+        <w:tc>
+          <w:tcPr>
+            <w:tcW w:w="0" w:type="auto"/>
+            <w:vAlign w:val="center"/>
+            <w:hideMark/>
+          </w:tcPr>
+          <w:p>
+            <w:pPr>
+              <w:spacing w:after="120"/>
+              <w:rPr>
+                <w:rFonts w:ascii="Times New Roman" w:eastAsia="Calibri" w:hAnsi="Times New Roman" w:cs="Times New Roman"/>
+              </w:rPr>
+            </w:pPr>
+            <w:r>
+              <w:rPr>
+                <w:rFonts w:ascii="Times New Roman" w:eastAsia="Calibri" w:hAnsi="Times New Roman" w:cs="Times New Roman"/>
+              </w:rPr>
+              <w:t>Differentiate the platform where evidence supports further investment.</w:t>
+            </w:r>
+          </w:p>
+        </w:tc>
+      </w:tr>
+    </w:tbl>
+    <w:p>
+      <w:pPr>
+        <w:spacing w:after="120"/>
+        <w:rPr>
+          <w:rFonts w:ascii="Times New Roman" w:eastAsia="Calibri" w:hAnsi="Times New Roman" w:cs="Times New Roman"/>
+        </w:rPr>
+      </w:pPr>
+      <w:r>
+        <w:rPr>
+          <w:rFonts w:ascii="Times New Roman" w:eastAsia="Calibri" w:hAnsi="Times New Roman" w:cs="Times New Roman"/>
+        </w:rPr>
+        <w:t>Each phase would proceed only after reviewing user feedback, operational performance, and business results.</w:t>
+      </w:r>
+    </w:p>
+    <w:p>
+      <w:pPr>
+        <w:spacing w:after="120"/>
+        <w:rPr>
+          <w:rFonts w:ascii="Times New Roman" w:eastAsia="Calibri" w:hAnsi="Times New Roman" w:cs="Times New Roman"/>
+          <w:b/>
+          <w:bCs/>
+        </w:rPr>
+      </w:pPr>
+      <w:r>
+        <w:rPr>
+          <w:rFonts w:ascii="Times New Roman" w:eastAsia="Calibri" w:hAnsi="Times New Roman" w:cs="Times New Roman"/>
+          <w:b/>
+          <w:bCs/>
+        </w:rPr>
+        <w:t>Assumptions, Risks, and Success Measures</w:t>
+      </w:r>
+    </w:p>
+    <w:p>
+      <w:pPr>
+        <w:spacing w:after="120"/>
+        <w:rPr>
+          <w:rFonts w:ascii="Times New Roman" w:eastAsia="Calibri" w:hAnsi="Times New Roman" w:cs="Times New Roman"/>
+        </w:rPr>
+      </w:pPr>
+      <w:r>
+        <w:rPr>
+          <w:rFonts w:ascii="Times New Roman" w:eastAsia="Calibri" w:hAnsi="Times New Roman" w:cs="Times New Roman"/>
+        </w:rPr>
+        <w:t>The proposal assumes that buyers value a dedicated technology marketplace and that sellers will participate under commercially workable fees. These assumptions should be tested through interviews, a prototype, and a limited pilot.</w:t>
+      </w:r>
+    </w:p>
+    <w:p>
+      <w:pPr>
+        <w:spacing w:after="120"/>
+        <w:rPr>
+          <w:rFonts w:ascii="Times New Roman" w:eastAsia="Calibri" w:hAnsi="Times New Roman" w:cs="Times New Roman"/>
+        </w:rPr>
+      </w:pPr>
+      <w:r>
+        <w:rPr>
+          <w:rFonts w:ascii="Times New Roman" w:eastAsia="Calibri" w:hAnsi="Times New Roman" w:cs="Times New Roman"/>
+        </w:rPr>
+        <w:t>The main risks are insufficient marketplace participation, fraudulent listings, payment disputes, and the complexity of supporting several fulfillment models. Focused launch categories, clear seller standards, dependable support, and phased delivery would help manage these risks.</w:t>
+      </w:r>
+    </w:p>
+    <w:p>
+      <w:pPr>
+        <w:spacing w:after="120"/>
+        <w:rPr>
+          <w:rFonts w:ascii="Times New Roman" w:eastAsia="Calibri" w:hAnsi="Times New Roman" w:cs="Times New Roman"/>
+        </w:rPr>
+      </w:pPr>
+      <w:r>
+        <w:rPr>
+          <w:rFonts w:ascii="Times New Roman" w:eastAsia="Calibri" w:hAnsi="Times New Roman" w:cs="Times New Roman"/>
+        </w:rPr>
+        <w:t>Success would be assessed through:</w:t>
+      </w:r>
+    </w:p>
+    <w:p>
+      <w:pPr>
         <w:numPr>
           <w:ilvl w:val="0"/>
-          <w:numId w:val="9"/>
+          <w:numId w:val="14"/>
         </w:numPr>
-        <w:spacing w:after="120" w:line="240" w:lineRule="auto"/>
-        <w:contextualSpacing w:val="0"/>
-        <w:rPr>
-          <w:rFonts w:ascii="Times New Roman" w:eastAsia="PMingLiU" w:hAnsi="Times New Roman" w:cs="Times New Roman"/>
-          <w:sz w:val="24"/>
-          <w:szCs w:val="24"/>
-          <w:lang w:eastAsia="zh-TW"/>
-        </w:rPr>
-      </w:pPr>
-      <w:r>
-        <w:rPr>
-          <w:rFonts w:ascii="Times New Roman" w:eastAsia="PMingLiU" w:hAnsi="Times New Roman" w:cs="Times New Roman"/>
-          <w:sz w:val="24"/>
-          <w:szCs w:val="24"/>
-          <w:lang w:eastAsia="zh-TW"/>
-        </w:rPr>
-        <w:t xml:space="preserve">Create </w:t>
-      </w:r>
-      <w:r>
-        <w:rPr>
-          <w:rFonts w:ascii="Times New Roman" w:eastAsia="PMingLiU" w:hAnsi="Times New Roman" w:cs="Times New Roman"/>
-          <w:sz w:val="24"/>
-          <w:szCs w:val="24"/>
-          <w:lang w:eastAsia="zh-TW"/>
-        </w:rPr>
-        <w:t>diagrams</w:t>
-      </w:r>
-      <w:r>
-        <w:rPr>
-          <w:rFonts w:ascii="Times New Roman" w:eastAsia="PMingLiU" w:hAnsi="Times New Roman" w:cs="Times New Roman"/>
-          <w:sz w:val="24"/>
-          <w:szCs w:val="24"/>
-          <w:lang w:eastAsia="zh-TW"/>
-        </w:rPr>
-        <w:t xml:space="preserve"> to </w:t>
-      </w:r>
-      <w:r>
-        <w:rPr>
-          <w:rFonts w:ascii="Times New Roman" w:eastAsia="PMingLiU" w:hAnsi="Times New Roman" w:cs="Times New Roman"/>
-          <w:sz w:val="24"/>
-          <w:szCs w:val="24"/>
-          <w:lang w:eastAsia="zh-TW"/>
-        </w:rPr>
-        <w:t xml:space="preserve">logically and physically </w:t>
-      </w:r>
-      <w:r>
-        <w:rPr>
-          <w:rFonts w:ascii="Times New Roman" w:eastAsia="PMingLiU" w:hAnsi="Times New Roman" w:cs="Times New Roman"/>
-          <w:sz w:val="24"/>
-          <w:szCs w:val="24"/>
-          <w:lang w:eastAsia="zh-TW"/>
-        </w:rPr>
-        <w:t xml:space="preserve">depict the system. </w:t>
-      </w:r>
-      <w:r>
-        <w:rPr>
-          <w:rFonts w:ascii="Times New Roman" w:eastAsia="PMingLiU" w:hAnsi="Times New Roman" w:cs="Times New Roman"/>
-          <w:sz w:val="24"/>
-          <w:szCs w:val="24"/>
-          <w:lang w:eastAsia="zh-TW"/>
-        </w:rPr>
-        <w:t>This can be illustrated using UML Component, UML Deployment, and UML Activity diagrams</w:t>
-      </w:r>
-      <w:r>
-        <w:rPr>
-          <w:rFonts w:ascii="Times New Roman" w:eastAsia="PMingLiU" w:hAnsi="Times New Roman" w:cs="Times New Roman"/>
-          <w:sz w:val="24"/>
-          <w:szCs w:val="24"/>
-          <w:lang w:eastAsia="zh-TW"/>
-        </w:rPr>
-        <w:t xml:space="preserve"> or simply block diagrams done </w:t>
-      </w:r>
-      <w:r>
-        <w:rPr>
-          <w:rFonts w:ascii="Times New Roman" w:eastAsia="PMingLiU" w:hAnsi="Times New Roman" w:cs="Times New Roman"/>
-          <w:sz w:val="24"/>
-          <w:szCs w:val="24"/>
-          <w:lang w:eastAsia="zh-TW"/>
-        </w:rPr>
-        <w:t>with</w:t>
-      </w:r>
-      <w:r>
-        <w:rPr>
-          <w:rFonts w:ascii="Times New Roman" w:eastAsia="PMingLiU" w:hAnsi="Times New Roman" w:cs="Times New Roman"/>
-          <w:sz w:val="24"/>
-          <w:szCs w:val="24"/>
-          <w:lang w:eastAsia="zh-TW"/>
-        </w:rPr>
-        <w:t xml:space="preserve"> a drawing tool such as Visio</w:t>
-      </w:r>
-      <w:r>
-        <w:rPr>
-          <w:rFonts w:ascii="Times New Roman" w:eastAsia="PMingLiU" w:hAnsi="Times New Roman" w:cs="Times New Roman"/>
-          <w:sz w:val="24"/>
-          <w:szCs w:val="24"/>
-          <w:lang w:eastAsia="zh-TW"/>
-        </w:rPr>
-        <w:t xml:space="preserve">. </w:t>
-      </w:r>
-    </w:p>
-    <w:p>
-      <w:pPr>
-        <w:pStyle w:val="ListParagraph"/>
+        <w:spacing w:after="120"/>
+        <w:rPr>
+          <w:rFonts w:ascii="Times New Roman" w:eastAsia="Calibri" w:hAnsi="Times New Roman" w:cs="Times New Roman"/>
+        </w:rPr>
+      </w:pPr>
+      <w:r>
+        <w:rPr>
+          <w:rFonts w:ascii="Times New Roman" w:eastAsia="Calibri" w:hAnsi="Times New Roman" w:cs="Times New Roman"/>
+        </w:rPr>
+        <w:t>Active buyers and sellers, and the availability of relevant listings.</w:t>
+      </w:r>
+    </w:p>
+    <w:p>
+      <w:pPr>
         <w:numPr>
           <w:ilvl w:val="0"/>
-          <w:numId w:val="9"/>
+          <w:numId w:val="14"/>
         </w:numPr>
-        <w:spacing w:after="120" w:line="240" w:lineRule="auto"/>
-        <w:contextualSpacing w:val="0"/>
-        <w:rPr>
-          <w:rFonts w:ascii="Times New Roman" w:eastAsia="PMingLiU" w:hAnsi="Times New Roman" w:cs="Times New Roman"/>
-          <w:sz w:val="24"/>
-          <w:szCs w:val="24"/>
-          <w:lang w:eastAsia="zh-TW"/>
-        </w:rPr>
-      </w:pPr>
-      <w:r>
-        <w:rPr>
-          <w:rFonts w:ascii="Times New Roman" w:eastAsia="PMingLiU" w:hAnsi="Times New Roman" w:cs="Times New Roman"/>
-          <w:sz w:val="24"/>
-          <w:szCs w:val="24"/>
-          <w:lang w:eastAsia="zh-TW"/>
-        </w:rPr>
-        <w:t>I</w:t>
-      </w:r>
-      <w:r>
-        <w:rPr>
-          <w:rFonts w:ascii="Times New Roman" w:eastAsia="PMingLiU" w:hAnsi="Times New Roman" w:cs="Times New Roman"/>
-          <w:sz w:val="24"/>
-          <w:szCs w:val="24"/>
-          <w:lang w:eastAsia="zh-TW"/>
-        </w:rPr>
-        <w:t xml:space="preserve">nclude any solution configuration changes that will be required to develop and implement the proposed solution. </w:t>
-      </w:r>
-    </w:p>
-    <w:p>
-      <w:pPr>
-        <w:pStyle w:val="ListParagraph"/>
+        <w:spacing w:after="120"/>
+        <w:rPr>
+          <w:rFonts w:ascii="Times New Roman" w:eastAsia="Calibri" w:hAnsi="Times New Roman" w:cs="Times New Roman"/>
+        </w:rPr>
+      </w:pPr>
+      <w:r>
+        <w:rPr>
+          <w:rFonts w:ascii="Times New Roman" w:eastAsia="Calibri" w:hAnsi="Times New Roman" w:cs="Times New Roman"/>
+        </w:rPr>
+        <w:t>Purchase conversion and repeat purchasing.</w:t>
+      </w:r>
+    </w:p>
+    <w:p>
+      <w:pPr>
         <w:numPr>
           <w:ilvl w:val="0"/>
-          <w:numId w:val="9"/>
+          <w:numId w:val="14"/>
         </w:numPr>
-        <w:spacing w:after="120" w:line="240" w:lineRule="auto"/>
-        <w:contextualSpacing w:val="0"/>
-        <w:rPr>
-          <w:rFonts w:ascii="Times New Roman" w:eastAsia="PMingLiU" w:hAnsi="Times New Roman" w:cs="Times New Roman"/>
-          <w:sz w:val="24"/>
-          <w:szCs w:val="24"/>
-          <w:lang w:eastAsia="zh-TW"/>
-        </w:rPr>
-      </w:pPr>
-      <w:r>
-        <w:rPr>
-          <w:rFonts w:ascii="Times New Roman" w:eastAsia="PMingLiU" w:hAnsi="Times New Roman" w:cs="Times New Roman"/>
-          <w:sz w:val="24"/>
-          <w:szCs w:val="24"/>
-          <w:lang w:eastAsia="zh-TW"/>
-        </w:rPr>
-        <w:t>Describe the approach and resources required to assure non-functional requirements (such as security and performance) will be met with this solution.</w:t>
-      </w:r>
-    </w:p>
-    <w:p>
-      <w:pPr>
-        <w:pStyle w:val="ListParagraph"/>
+        <w:spacing w:after="120"/>
+        <w:rPr>
+          <w:rFonts w:ascii="Times New Roman" w:eastAsia="Calibri" w:hAnsi="Times New Roman" w:cs="Times New Roman"/>
+        </w:rPr>
+      </w:pPr>
+      <w:r>
+        <w:rPr>
+          <w:rFonts w:ascii="Times New Roman" w:eastAsia="Calibri" w:hAnsi="Times New Roman" w:cs="Times New Roman"/>
+        </w:rPr>
+        <w:t>Successful fulfillment and service completion.</w:t>
+      </w:r>
+    </w:p>
+    <w:p>
+      <w:pPr>
         <w:numPr>
           <w:ilvl w:val="0"/>
-          <w:numId w:val="9"/>
+          <w:numId w:val="14"/>
         </w:numPr>
-        <w:spacing w:after="120" w:line="240" w:lineRule="auto"/>
-        <w:contextualSpacing w:val="0"/>
-        <w:rPr>
-          <w:rFonts w:ascii="Times New Roman" w:eastAsia="PMingLiU" w:hAnsi="Times New Roman" w:cs="Times New Roman"/>
-          <w:sz w:val="24"/>
-          <w:szCs w:val="24"/>
-          <w:lang w:eastAsia="zh-TW"/>
-        </w:rPr>
-      </w:pPr>
-      <w:r>
-        <w:rPr>
-          <w:rFonts w:ascii="Times New Roman" w:eastAsia="PMingLiU" w:hAnsi="Times New Roman" w:cs="Times New Roman"/>
-          <w:sz w:val="24"/>
-          <w:szCs w:val="24"/>
-          <w:lang w:eastAsia="zh-TW"/>
-        </w:rPr>
-        <w:t>Describe t</w:t>
-      </w:r>
-      <w:r>
-        <w:rPr>
-          <w:rFonts w:ascii="Times New Roman" w:eastAsia="PMingLiU" w:hAnsi="Times New Roman" w:cs="Times New Roman"/>
-          <w:sz w:val="24"/>
-          <w:szCs w:val="24"/>
-          <w:lang w:eastAsia="zh-TW"/>
-        </w:rPr>
-        <w:t xml:space="preserve">he purpose of the </w:t>
-      </w:r>
-      <w:proofErr w:type="gramStart"/>
-      <w:r>
-        <w:rPr>
-          <w:rFonts w:ascii="Times New Roman" w:eastAsia="PMingLiU" w:hAnsi="Times New Roman" w:cs="Times New Roman"/>
-          <w:sz w:val="24"/>
-          <w:szCs w:val="24"/>
-          <w:lang w:eastAsia="zh-TW"/>
-        </w:rPr>
-        <w:t>detail</w:t>
-      </w:r>
-      <w:proofErr w:type="gramEnd"/>
-      <w:r>
-        <w:rPr>
-          <w:rFonts w:ascii="Times New Roman" w:eastAsia="PMingLiU" w:hAnsi="Times New Roman" w:cs="Times New Roman"/>
-          <w:sz w:val="24"/>
-          <w:szCs w:val="24"/>
-          <w:lang w:eastAsia="zh-TW"/>
-        </w:rPr>
-        <w:t xml:space="preserve"> solution architecture </w:t>
-      </w:r>
-      <w:r>
-        <w:rPr>
-          <w:rFonts w:ascii="Times New Roman" w:eastAsia="PMingLiU" w:hAnsi="Times New Roman" w:cs="Times New Roman"/>
-          <w:sz w:val="24"/>
-          <w:szCs w:val="24"/>
-          <w:lang w:eastAsia="zh-TW"/>
-        </w:rPr>
-        <w:t>in order</w:t>
-      </w:r>
-      <w:r>
-        <w:rPr>
-          <w:rFonts w:ascii="Times New Roman" w:eastAsia="PMingLiU" w:hAnsi="Times New Roman" w:cs="Times New Roman"/>
-          <w:sz w:val="24"/>
-          <w:szCs w:val="24"/>
-          <w:lang w:eastAsia="zh-TW"/>
-        </w:rPr>
-        <w:t xml:space="preserve"> to provide sufficient information for a developer to produce the system.</w:t>
-      </w:r>
-      <w:r>
-        <w:rPr>
-          <w:rFonts w:ascii="Times New Roman" w:eastAsia="PMingLiU" w:hAnsi="Times New Roman" w:cs="Times New Roman"/>
-          <w:sz w:val="24"/>
-          <w:szCs w:val="24"/>
-          <w:lang w:eastAsia="zh-TW"/>
-        </w:rPr>
-        <w:t>]</w:t>
-      </w:r>
+        <w:spacing w:after="120"/>
+        <w:rPr>
+          <w:rFonts w:ascii="Times New Roman" w:eastAsia="Calibri" w:hAnsi="Times New Roman" w:cs="Times New Roman"/>
+        </w:rPr>
+      </w:pPr>
+      <w:r>
+        <w:rPr>
+          <w:rFonts w:ascii="Times New Roman" w:eastAsia="Calibri" w:hAnsi="Times New Roman" w:cs="Times New Roman"/>
+        </w:rPr>
+        <w:t>Dispute frequency, resolution time, and customer satisfaction.</w:t>
+      </w:r>
+    </w:p>
+    <w:p>
+      <w:pPr>
+        <w:numPr>
+          <w:ilvl w:val="0"/>
+          <w:numId w:val="14"/>
+        </w:numPr>
+        <w:spacing w:after="120"/>
+        <w:rPr>
+          <w:rFonts w:ascii="Times New Roman" w:eastAsia="Calibri" w:hAnsi="Times New Roman" w:cs="Times New Roman"/>
+        </w:rPr>
+      </w:pPr>
+      <w:r>
+        <w:rPr>
+          <w:rFonts w:ascii="Times New Roman" w:eastAsia="Calibri" w:hAnsi="Times New Roman" w:cs="Times New Roman"/>
+        </w:rPr>
+        <w:t>Revenue relative to transaction, support, and operating costs.</w:t>
+      </w:r>
+    </w:p>
+    <w:p>
+      <w:pPr>
+        <w:spacing w:after="120"/>
+        <w:rPr>
+          <w:rFonts w:ascii="Times New Roman" w:eastAsia="Calibri" w:hAnsi="Times New Roman" w:cs="Times New Roman"/>
+        </w:rPr>
+      </w:pPr>
+      <w:r>
+        <w:rPr>
+          <w:rFonts w:ascii="Times New Roman" w:eastAsia="Calibri" w:hAnsi="Times New Roman" w:cs="Times New Roman"/>
+        </w:rPr>
+        <w:t>Numeric targets would be agreed upon before the pilot rather than assumed at this stage.</w:t>
+      </w:r>
+    </w:p>
+    <w:p>
+      <w:pPr>
+        <w:spacing w:after="120"/>
+        <w:rPr>
+          <w:rFonts w:ascii="Times New Roman" w:eastAsia="Calibri" w:hAnsi="Times New Roman" w:cs="Times New Roman"/>
+          <w:b/>
+          <w:bCs/>
+        </w:rPr>
+      </w:pPr>
+      <w:r>
+        <w:rPr>
+          <w:rFonts w:ascii="Times New Roman" w:eastAsia="Calibri" w:hAnsi="Times New Roman" w:cs="Times New Roman"/>
+          <w:b/>
+          <w:bCs/>
+        </w:rPr>
+        <w:t>Stakeholder Approval and Design Rationale</w:t>
+      </w:r>
+    </w:p>
+    <w:p>
+      <w:pPr>
+        <w:spacing w:after="120"/>
+        <w:rPr>
+          <w:rFonts w:ascii="Times New Roman" w:eastAsia="Calibri" w:hAnsi="Times New Roman" w:cs="Times New Roman"/>
+        </w:rPr>
+      </w:pPr>
+      <w:r>
+        <w:rPr>
+          <w:rFonts w:ascii="Times New Roman" w:eastAsia="Calibri" w:hAnsi="Times New Roman" w:cs="Times New Roman"/>
+        </w:rPr>
+        <w:t>Stakeholders would be asked to approve the marketplace concept, intended audiences, initial release scope, proposed revenue approach, and trust requirements. Approval would authorize further discovery, prototyping, cost estimation, and technical design; it would not imply that profitability or implementation feasibility has already been demonstrated.</w:t>
+      </w:r>
+    </w:p>
+    <w:p>
+      <w:pPr>
+        <w:spacing w:after="120"/>
+        <w:rPr>
+          <w:rFonts w:ascii="Times New Roman" w:eastAsia="Calibri" w:hAnsi="Times New Roman" w:cs="Times New Roman"/>
+        </w:rPr>
+      </w:pPr>
+      <w:r>
+        <w:rPr>
+          <w:rFonts w:ascii="Times New Roman" w:eastAsia="Calibri" w:hAnsi="Times New Roman" w:cs="Times New Roman"/>
+        </w:rPr>
+        <w:t>If no stakeholder is assigned, the design concepts are satisfactory as a preliminary basis because they connect a clear business need to defined user capabilities, explain how different transactions would work, and establish a manageable delivery sequence. The proposal also identifies assumptions and measurable outcomes, allowing future decision-makers to evaluate the concept before committing substantial resources.</w:t>
+      </w:r>
+    </w:p>
+    <w:p>
+      <w:pPr>
+        <w:spacing w:after="120"/>
+        <w:rPr>
+          <w:rFonts w:ascii="Times New Roman" w:eastAsia="Calibri" w:hAnsi="Times New Roman" w:cs="Times New Roman"/>
+          <w:b/>
+          <w:bCs/>
+        </w:rPr>
+      </w:pPr>
+      <w:r>
+        <w:rPr>
+          <w:rFonts w:ascii="Times New Roman" w:eastAsia="Calibri" w:hAnsi="Times New Roman" w:cs="Times New Roman"/>
+          <w:b/>
+          <w:bCs/>
+        </w:rPr>
+        <w:t>UML Diagrams</w:t>
+      </w:r>
+    </w:p>
+    <w:p>
+      <w:pPr>
+        <w:spacing w:after="120"/>
+        <w:rPr>
+          <w:rFonts w:ascii="Times New Roman" w:eastAsia="Calibri" w:hAnsi="Times New Roman" w:cs="Times New Roman"/>
+          <w:b/>
+          <w:bCs/>
+        </w:rPr>
+      </w:pPr>
+      <w:r>
+        <w:rPr>
+          <w:rFonts w:ascii="Times New Roman" w:eastAsia="Calibri" w:hAnsi="Times New Roman" w:cs="Times New Roman"/>
+          <w:b/>
+          <w:bCs/>
+        </w:rPr>
+        <w:lastRenderedPageBreak/>
+        <w:t>Class Diagram</w:t>
+      </w:r>
+    </w:p>
+    <w:p>
+      <w:pPr>
+        <w:spacing w:after="120"/>
+        <w:rPr>
+          <w:rFonts w:ascii="Times New Roman" w:eastAsia="Calibri" w:hAnsi="Times New Roman" w:cs="Times New Roman"/>
+          <w:b/>
+          <w:bCs/>
+        </w:rPr>
+      </w:pPr>
+      <w:r>
+        <w:rPr>
+          <w:rFonts w:ascii="Times New Roman" w:eastAsia="Calibri" w:hAnsi="Times New Roman" w:cs="Times New Roman"/>
+          <w:b/>
+          <w:bCs/>
+          <w:noProof/>
+        </w:rPr>
+        <w:drawing>
+          <wp:inline distT="0" distB="0" distL="0" distR="0" wp14:anchorId="671ECCD5" wp14:editId="1550E307">
+            <wp:extent cx="5943600" cy="6542405"/>
+            <wp:effectExtent l="0" t="0" r="0" b="0"/>
+            <wp:docPr id="1890723442" name="Picture 1"/>
+            <wp:cNvGraphicFramePr>
+              <a:graphicFrameLocks xmlns:a="http://schemas.openxmlformats.org/drawingml/2006/main" noChangeAspect="1"/>
+            </wp:cNvGraphicFramePr>
+            <a:graphic xmlns:a="http://schemas.openxmlformats.org/drawingml/2006/main">
+              <a:graphicData uri="http://schemas.openxmlformats.org/drawingml/2006/picture">
+                <pic:pic xmlns:pic="http://schemas.openxmlformats.org/drawingml/2006/picture">
+                  <pic:nvPicPr>
+                    <pic:cNvPr id="1890723442" name=""/>
+                    <pic:cNvPicPr/>
+                  </pic:nvPicPr>
+                  <pic:blipFill>
+                    <a:blip r:embed="rId12"/>
+                    <a:stretch>
+                      <a:fillRect/>
+                    </a:stretch>
+                  </pic:blipFill>
+                  <pic:spPr>
+                    <a:xfrm>
+                      <a:off x="0" y="0"/>
+                      <a:ext cx="5943600" cy="6542405"/>
+                    </a:xfrm>
+                    <a:prstGeom prst="rect">
+                      <a:avLst/>
+                    </a:prstGeom>
+                  </pic:spPr>
+                </pic:pic>
+              </a:graphicData>
+            </a:graphic>
+          </wp:inline>
+        </w:drawing>
+      </w:r>
+    </w:p>
+    <w:p>
+      <w:pPr>
+        <w:spacing w:after="120"/>
+        <w:rPr>
+          <w:rFonts w:ascii="Times New Roman" w:eastAsia="Calibri" w:hAnsi="Times New Roman" w:cs="Times New Roman"/>
+        </w:rPr>
+      </w:pPr>
+      <w:r>
+        <w:rPr>
+          <w:rFonts w:ascii="Times New Roman" w:eastAsia="Calibri" w:hAnsi="Times New Roman" w:cs="Times New Roman"/>
+        </w:rPr>
+        <w:t>Order items retain the agreed purchase price so later listing changes do not change existing orders. Reviews would be restricted to eligible completed transactions.</w:t>
+      </w:r>
+    </w:p>
+    <w:p>
+      <w:pPr>
+        <w:spacing w:after="120"/>
+        <w:rPr>
+          <w:rFonts w:ascii="Times New Roman" w:eastAsia="Calibri" w:hAnsi="Times New Roman" w:cs="Times New Roman"/>
+          <w:b/>
+          <w:bCs/>
+        </w:rPr>
+      </w:pPr>
+      <w:r>
+        <w:rPr>
+          <w:rFonts w:ascii="Times New Roman" w:eastAsia="Calibri" w:hAnsi="Times New Roman" w:cs="Times New Roman"/>
+          <w:b/>
+          <w:bCs/>
+        </w:rPr>
+        <w:lastRenderedPageBreak/>
+        <w:t>Purchase Sequence Diagram</w:t>
+      </w:r>
+      <w:r>
+        <w:rPr>
+          <w:rFonts w:ascii="Times New Roman" w:eastAsia="Calibri" w:hAnsi="Times New Roman" w:cs="Times New Roman"/>
+          <w:b/>
+          <w:bCs/>
+          <w:noProof/>
+        </w:rPr>
+        <w:drawing>
+          <wp:inline distT="0" distB="0" distL="0" distR="0" wp14:anchorId="7388C163" wp14:editId="30801F44">
+            <wp:extent cx="5943600" cy="7999095"/>
+            <wp:effectExtent l="0" t="0" r="0" b="1905"/>
+            <wp:docPr id="1821407539" name="Picture 1"/>
+            <wp:cNvGraphicFramePr>
+              <a:graphicFrameLocks xmlns:a="http://schemas.openxmlformats.org/drawingml/2006/main" noChangeAspect="1"/>
+            </wp:cNvGraphicFramePr>
+            <a:graphic xmlns:a="http://schemas.openxmlformats.org/drawingml/2006/main">
+              <a:graphicData uri="http://schemas.openxmlformats.org/drawingml/2006/picture">
+                <pic:pic xmlns:pic="http://schemas.openxmlformats.org/drawingml/2006/picture">
+                  <pic:nvPicPr>
+                    <pic:cNvPr id="1821407539" name=""/>
+                    <pic:cNvPicPr/>
+                  </pic:nvPicPr>
+                  <pic:blipFill>
+                    <a:blip r:embed="rId13"/>
+                    <a:stretch>
+                      <a:fillRect/>
+                    </a:stretch>
+                  </pic:blipFill>
+                  <pic:spPr>
+                    <a:xfrm>
+                      <a:off x="0" y="0"/>
+                      <a:ext cx="5943600" cy="7999095"/>
+                    </a:xfrm>
+                    <a:prstGeom prst="rect">
+                      <a:avLst/>
+                    </a:prstGeom>
+                  </pic:spPr>
+                </pic:pic>
+              </a:graphicData>
+            </a:graphic>
+          </wp:inline>
+        </w:drawing>
+      </w:r>
+    </w:p>
+    <w:p>
+      <w:pPr>
+        <w:spacing w:after="120"/>
+        <w:rPr>
+          <w:rFonts w:ascii="Times New Roman" w:eastAsia="Calibri" w:hAnsi="Times New Roman" w:cs="Times New Roman"/>
+        </w:rPr>
+      </w:pPr>
+      <w:r>
+        <w:rPr>
+          <w:rFonts w:ascii="Times New Roman" w:eastAsia="Calibri" w:hAnsi="Times New Roman" w:cs="Times New Roman"/>
+        </w:rPr>
+        <w:lastRenderedPageBreak/>
+        <w:t>This diagram shows how a direct purchase moves from checkout to payment and fulfillment, including an unsuccessful payment. Payment confirmation comes from a verified provider notification. Fulfillment begins only after the order is marked paid.</w:t>
+      </w:r>
+    </w:p>
+    <w:p>
+      <w:pPr>
+        <w:spacing w:after="120"/>
+        <w:rPr>
+          <w:rFonts w:ascii="Times New Roman" w:eastAsia="Calibri" w:hAnsi="Times New Roman" w:cs="Times New Roman"/>
+          <w:b/>
+          <w:bCs/>
+        </w:rPr>
+      </w:pPr>
+    </w:p>
+    <w:p>
+      <w:pPr>
+        <w:spacing w:after="120"/>
+        <w:rPr>
+          <w:rFonts w:ascii="Times New Roman" w:eastAsia="Calibri" w:hAnsi="Times New Roman" w:cs="Times New Roman"/>
+          <w:b/>
+          <w:bCs/>
+        </w:rPr>
+      </w:pPr>
+      <w:r>
+        <w:rPr>
+          <w:rFonts w:ascii="Times New Roman" w:eastAsia="Calibri" w:hAnsi="Times New Roman" w:cs="Times New Roman"/>
+          <w:b/>
+          <w:bCs/>
+        </w:rPr>
+        <w:t>Auction Sequence Diagram</w:t>
+      </w:r>
+    </w:p>
+    <w:p>
+      <w:pPr>
+        <w:spacing w:after="120"/>
+        <w:rPr>
+          <w:rFonts w:ascii="Times New Roman" w:eastAsia="Calibri" w:hAnsi="Times New Roman" w:cs="Times New Roman"/>
+          <w:b/>
+          <w:bCs/>
+        </w:rPr>
+      </w:pPr>
+    </w:p>
+    <w:p>
+      <w:pPr>
+        <w:spacing w:after="120"/>
+        <w:rPr>
+          <w:rFonts w:ascii="Times New Roman" w:eastAsia="Calibri" w:hAnsi="Times New Roman" w:cs="Times New Roman"/>
+          <w:b/>
+          <w:bCs/>
+        </w:rPr>
+      </w:pPr>
+      <w:r>
+        <w:rPr>
+          <w:rFonts w:ascii="Times New Roman" w:eastAsia="Calibri" w:hAnsi="Times New Roman" w:cs="Times New Roman"/>
+          <w:b/>
+          <w:bCs/>
+          <w:noProof/>
+        </w:rPr>
+        <w:drawing>
+          <wp:inline distT="0" distB="0" distL="0" distR="0" wp14:anchorId="4519567C" wp14:editId="092B37FF">
+            <wp:extent cx="5943600" cy="6596380"/>
+            <wp:effectExtent l="0" t="0" r="0" b="0"/>
+            <wp:docPr id="250535323" name="Picture 1"/>
+            <wp:cNvGraphicFramePr>
+              <a:graphicFrameLocks xmlns:a="http://schemas.openxmlformats.org/drawingml/2006/main" noChangeAspect="1"/>
+            </wp:cNvGraphicFramePr>
+            <a:graphic xmlns:a="http://schemas.openxmlformats.org/drawingml/2006/main">
+              <a:graphicData uri="http://schemas.openxmlformats.org/drawingml/2006/picture">
+                <pic:pic xmlns:pic="http://schemas.openxmlformats.org/drawingml/2006/picture">
+                  <pic:nvPicPr>
+                    <pic:cNvPr id="250535323" name=""/>
+                    <pic:cNvPicPr/>
+                  </pic:nvPicPr>
+                  <pic:blipFill>
+                    <a:blip r:embed="rId14"/>
+                    <a:stretch>
+                      <a:fillRect/>
+                    </a:stretch>
+                  </pic:blipFill>
+                  <pic:spPr>
+                    <a:xfrm>
+                      <a:off x="0" y="0"/>
+                      <a:ext cx="5943600" cy="6596380"/>
+                    </a:xfrm>
+                    <a:prstGeom prst="rect">
+                      <a:avLst/>
+                    </a:prstGeom>
+                  </pic:spPr>
+                </pic:pic>
+              </a:graphicData>
+            </a:graphic>
+          </wp:inline>
+        </w:drawing>
+      </w:r>
+    </w:p>
+    <w:p>
+      <w:pPr>
+        <w:spacing w:after="120"/>
+        <w:rPr>
+          <w:rFonts w:ascii="Times New Roman" w:eastAsia="Calibri" w:hAnsi="Times New Roman" w:cs="Times New Roman"/>
+        </w:rPr>
+      </w:pPr>
+      <w:r>
+        <w:rPr>
+          <w:rFonts w:ascii="Times New Roman" w:eastAsia="Calibri" w:hAnsi="Times New Roman" w:cs="Times New Roman"/>
+        </w:rPr>
+        <w:lastRenderedPageBreak/>
+        <w:t>This diagram shows bid validation, auction closure, and the winning bidder’s payment process. Bid updates must be processed consistently to prevent simultaneous bids from producing conflicting winners. Unpaid winning orders would follow a defined expiry policy.</w:t>
+      </w:r>
+    </w:p>
+    <w:p>
+      <w:pPr>
+        <w:spacing w:after="120"/>
+        <w:rPr>
+          <w:rFonts w:ascii="Times New Roman" w:eastAsia="Calibri" w:hAnsi="Times New Roman" w:cs="Times New Roman"/>
+          <w:b/>
+          <w:bCs/>
+        </w:rPr>
+      </w:pPr>
+      <w:r>
+        <w:rPr>
+          <w:rFonts w:ascii="Times New Roman" w:eastAsia="Calibri" w:hAnsi="Times New Roman" w:cs="Times New Roman"/>
+          <w:b/>
+          <w:bCs/>
+        </w:rPr>
+        <w:t>Service Booking State Diagram</w:t>
+      </w:r>
+    </w:p>
+    <w:p>
+      <w:pPr>
+        <w:spacing w:after="120"/>
+        <w:rPr>
+          <w:rFonts w:ascii="Times New Roman" w:eastAsia="Calibri" w:hAnsi="Times New Roman" w:cs="Times New Roman"/>
+          <w:b/>
+          <w:bCs/>
+        </w:rPr>
+      </w:pPr>
+      <w:r>
+        <w:rPr>
+          <w:rFonts w:ascii="Times New Roman" w:eastAsia="Calibri" w:hAnsi="Times New Roman" w:cs="Times New Roman"/>
+          <w:b/>
+          <w:bCs/>
+          <w:noProof/>
+        </w:rPr>
+        <w:drawing>
+          <wp:inline distT="0" distB="0" distL="0" distR="0" wp14:anchorId="7621D8A5" wp14:editId="27FDA17C">
+            <wp:extent cx="5943600" cy="6834505"/>
+            <wp:effectExtent l="0" t="0" r="0" b="4445"/>
+            <wp:docPr id="1139465892" name="Picture 1"/>
+            <wp:cNvGraphicFramePr>
+              <a:graphicFrameLocks xmlns:a="http://schemas.openxmlformats.org/drawingml/2006/main" noChangeAspect="1"/>
+            </wp:cNvGraphicFramePr>
+            <a:graphic xmlns:a="http://schemas.openxmlformats.org/drawingml/2006/main">
+              <a:graphicData uri="http://schemas.openxmlformats.org/drawingml/2006/picture">
+                <pic:pic xmlns:pic="http://schemas.openxmlformats.org/drawingml/2006/picture">
+                  <pic:nvPicPr>
+                    <pic:cNvPr id="1139465892" name=""/>
+                    <pic:cNvPicPr/>
+                  </pic:nvPicPr>
+                  <pic:blipFill>
+                    <a:blip r:embed="rId15"/>
+                    <a:stretch>
+                      <a:fillRect/>
+                    </a:stretch>
+                  </pic:blipFill>
+                  <pic:spPr>
+                    <a:xfrm>
+                      <a:off x="0" y="0"/>
+                      <a:ext cx="5943600" cy="6834505"/>
+                    </a:xfrm>
+                    <a:prstGeom prst="rect">
+                      <a:avLst/>
+                    </a:prstGeom>
+                  </pic:spPr>
+                </pic:pic>
+              </a:graphicData>
+            </a:graphic>
+          </wp:inline>
+        </w:drawing>
+      </w:r>
+    </w:p>
+    <w:p>
+      <w:pPr>
+        <w:spacing w:after="120"/>
+        <w:rPr>
+          <w:rFonts w:ascii="Times New Roman" w:eastAsia="Calibri" w:hAnsi="Times New Roman" w:cs="Times New Roman"/>
+        </w:rPr>
+      </w:pPr>
+      <w:r>
+        <w:rPr>
+          <w:rFonts w:ascii="Times New Roman" w:eastAsia="Calibri" w:hAnsi="Times New Roman" w:cs="Times New Roman"/>
+        </w:rPr>
+        <w:lastRenderedPageBreak/>
+        <w:t>This diagram describes the booking lifecycle and the paths for cancellation, rejection, and disputes. Cancellation and dispute decisions would apply the platform’s agreed policies. Any required refund would be tracked separately through the payment process.</w:t>
+      </w:r>
+    </w:p>
+    <w:p>
+      <w:pPr>
+        <w:spacing w:after="120"/>
+        <w:rPr>
+          <w:rFonts w:ascii="Times New Roman" w:eastAsia="Calibri" w:hAnsi="Times New Roman" w:cs="Times New Roman"/>
+        </w:rPr>
+      </w:pPr>
+    </w:p>
+    <w:p>
+      <w:pPr>
+        <w:spacing w:after="120"/>
+        <w:rPr>
+          <w:rFonts w:ascii="Times New Roman" w:eastAsia="Calibri" w:hAnsi="Times New Roman" w:cs="Times New Roman"/>
+          <w:b/>
+          <w:bCs/>
+        </w:rPr>
+      </w:pPr>
+      <w:r>
+        <w:rPr>
+          <w:rFonts w:ascii="Times New Roman" w:eastAsia="Calibri" w:hAnsi="Times New Roman" w:cs="Times New Roman"/>
+          <w:b/>
+          <w:bCs/>
+        </w:rPr>
+        <w:t>Community Forum Diagram</w:t>
+      </w:r>
+    </w:p>
+    <w:p>
+      <w:pPr>
+        <w:spacing w:after="120"/>
+        <w:rPr>
+          <w:rFonts w:ascii="Times New Roman" w:eastAsia="Calibri" w:hAnsi="Times New Roman" w:cs="Times New Roman"/>
+          <w:b/>
+          <w:bCs/>
+        </w:rPr>
+      </w:pPr>
+      <w:r>
+        <w:rPr>
+          <w:rFonts w:ascii="Times New Roman" w:eastAsia="Calibri" w:hAnsi="Times New Roman" w:cs="Times New Roman"/>
+          <w:b/>
+          <w:bCs/>
+          <w:noProof/>
+        </w:rPr>
+        <w:drawing>
+          <wp:inline distT="0" distB="0" distL="0" distR="0" wp14:anchorId="247C41AE" wp14:editId="001AA289">
+            <wp:extent cx="5943600" cy="4206875"/>
+            <wp:effectExtent l="0" t="0" r="0" b="3175"/>
+            <wp:docPr id="1754811443" name="Picture 1"/>
+            <wp:cNvGraphicFramePr>
+              <a:graphicFrameLocks xmlns:a="http://schemas.openxmlformats.org/drawingml/2006/main" noChangeAspect="1"/>
+            </wp:cNvGraphicFramePr>
+            <a:graphic xmlns:a="http://schemas.openxmlformats.org/drawingml/2006/main">
+              <a:graphicData uri="http://schemas.openxmlformats.org/drawingml/2006/picture">
+                <pic:pic xmlns:pic="http://schemas.openxmlformats.org/drawingml/2006/picture">
+                  <pic:nvPicPr>
+                    <pic:cNvPr id="1754811443" name=""/>
+                    <pic:cNvPicPr/>
+                  </pic:nvPicPr>
+                  <pic:blipFill>
+                    <a:blip r:embed="rId16"/>
+                    <a:stretch>
+                      <a:fillRect/>
+                    </a:stretch>
+                  </pic:blipFill>
+                  <pic:spPr>
+                    <a:xfrm>
+                      <a:off x="0" y="0"/>
+                      <a:ext cx="5943600" cy="4206875"/>
+                    </a:xfrm>
+                    <a:prstGeom prst="rect">
+                      <a:avLst/>
+                    </a:prstGeom>
+                  </pic:spPr>
+                </pic:pic>
+              </a:graphicData>
+            </a:graphic>
+          </wp:inline>
+        </w:drawing>
+      </w:r>
+    </w:p>
+    <w:p>
+      <w:pPr>
+        <w:spacing w:after="120"/>
+        <w:rPr>
+          <w:rFonts w:ascii="Times New Roman" w:eastAsia="Calibri" w:hAnsi="Times New Roman" w:cs="Times New Roman"/>
+        </w:rPr>
+      </w:pPr>
+      <w:r>
+        <w:rPr>
+          <w:rFonts w:ascii="Times New Roman" w:eastAsia="Calibri" w:hAnsi="Times New Roman" w:cs="Times New Roman"/>
+        </w:rPr>
+        <w:t>The community forum allows registered users to discuss technology, share buying advice, ask questions, and exchange troubleshooting tips. Published threads accept replies, while locked threads remain readable but prevent new responses. Reports support moderation review, and confirmed violations can result in removal. Thread authors can appeal removal decisions.</w:t>
+      </w:r>
+    </w:p>
+    <w:p>
+      <w:pPr>
+        <w:spacing w:after="120"/>
+        <w:rPr>
+          <w:rFonts w:ascii="Times New Roman" w:eastAsia="Calibri" w:hAnsi="Times New Roman" w:cs="Times New Roman"/>
+        </w:rPr>
+      </w:pPr>
+      <w:r>
+        <w:rPr>
+          <w:rFonts w:ascii="Times New Roman" w:eastAsia="Calibri" w:hAnsi="Times New Roman" w:cs="Times New Roman"/>
+        </w:rPr>
+        <w:t>Each thread would belong to a forum category and contain posts linked to their authors. Notifications would alert participants to replies and moderation decisions. Forum discussions would complement transaction reviews, which remain tied to completed purchases.</w:t>
+      </w:r>
+    </w:p>
+    <w:p>
+      <w:pPr>
+        <w:spacing w:after="120"/>
+        <w:rPr>
+          <w:rFonts w:ascii="Times New Roman" w:eastAsia="Calibri" w:hAnsi="Times New Roman" w:cs="Times New Roman"/>
+          <w:b/>
+          <w:bCs/>
+        </w:rPr>
+      </w:pPr>
     </w:p>
     <w:p>
       <w:pPr>
@@ -2738,7 +4102,6 @@
         </w:rPr>
         <w:t xml:space="preserve">or </w:t>
       </w:r>
-      <w:proofErr w:type="gramStart"/>
       <w:r>
         <w:rPr>
           <w:rFonts w:ascii="Times New Roman" w:eastAsia="PMingLiU" w:hAnsi="Times New Roman" w:cs="Times New Roman"/>
@@ -2773,17 +4136,7 @@
           <w:szCs w:val="24"/>
           <w:lang w:eastAsia="zh-TW"/>
         </w:rPr>
-        <w:t>arty</w:t>
-      </w:r>
-      <w:proofErr w:type="gramEnd"/>
-      <w:r>
-        <w:rPr>
-          <w:rFonts w:ascii="Times New Roman" w:eastAsia="PMingLiU" w:hAnsi="Times New Roman" w:cs="Times New Roman"/>
-          <w:sz w:val="24"/>
-          <w:szCs w:val="24"/>
-          <w:lang w:eastAsia="zh-TW"/>
-        </w:rPr>
-        <w:t xml:space="preserve"> libraries </w:t>
+        <w:t xml:space="preserve">arty libraries </w:t>
       </w:r>
       <w:r>
         <w:rPr>
@@ -2818,6 +4171,7 @@
           <w:szCs w:val="24"/>
           <w:lang w:eastAsia="zh-TW"/>
         </w:rPr>
+        <w:lastRenderedPageBreak/>
         <w:t>List</w:t>
       </w:r>
       <w:r>
@@ -3028,14 +4382,15 @@
             <w:hideMark/>
           </w:tcPr>
           <w:p>
-            <w:pPr>
+            <w:r>
               <w:rPr>
                 <w:rFonts w:ascii="Times New Roman" w:eastAsia="Times New Roman" w:hAnsi="Times New Roman" w:cs="Times New Roman"/>
                 <w:color w:val="000000"/>
                 <w:sz w:val="20"/>
                 <w:szCs w:val="20"/>
               </w:rPr>
-            </w:pPr>
+              <w:t>1.</w:t>
+            </w:r>
             <w:r>
               <w:rPr>
                 <w:rFonts w:ascii="Times New Roman" w:eastAsia="Times New Roman" w:hAnsi="Times New Roman" w:cs="Times New Roman"/>
@@ -3043,8 +4398,21 @@
                 <w:sz w:val="20"/>
                 <w:szCs w:val="20"/>
               </w:rPr>
-              <w:t>1.</w:t>
-            </w:r>
+              <w:t xml:space="preserve"> </w:t>
+            </w:r>
+            <w:r>
+              <w:t>Developer computers</w:t>
+            </w:r>
+          </w:p>
+          <w:p>
+            <w:pPr>
+              <w:rPr>
+                <w:rFonts w:ascii="Times New Roman" w:eastAsia="Times New Roman" w:hAnsi="Times New Roman" w:cs="Times New Roman"/>
+                <w:color w:val="000000"/>
+                <w:sz w:val="20"/>
+                <w:szCs w:val="20"/>
+              </w:rPr>
+            </w:pPr>
           </w:p>
         </w:tc>
       </w:tr>
@@ -3070,23 +4438,28 @@
             <w:hideMark/>
           </w:tcPr>
           <w:p>
-            <w:pPr>
+            <w:r>
               <w:rPr>
                 <w:rFonts w:ascii="Times New Roman" w:eastAsia="Times New Roman" w:hAnsi="Times New Roman" w:cs="Times New Roman"/>
                 <w:color w:val="000000"/>
                 <w:sz w:val="20"/>
                 <w:szCs w:val="20"/>
               </w:rPr>
-            </w:pPr>
-            <w:r>
+              <w:t>2.</w:t>
+            </w:r>
+            <w:r>
+              <w:t xml:space="preserve"> Amazon RDS for PostgreSQL</w:t>
+            </w:r>
+          </w:p>
+          <w:p>
+            <w:pPr>
               <w:rPr>
                 <w:rFonts w:ascii="Times New Roman" w:eastAsia="Times New Roman" w:hAnsi="Times New Roman" w:cs="Times New Roman"/>
                 <w:color w:val="000000"/>
                 <w:sz w:val="20"/>
                 <w:szCs w:val="20"/>
               </w:rPr>
-              <w:t>2.</w:t>
-            </w:r>
+            </w:pPr>
           </w:p>
         </w:tc>
       </w:tr>
@@ -3129,6 +4502,9 @@
               </w:rPr>
               <w:t>3.</w:t>
             </w:r>
+            <w:r>
+              <w:t xml:space="preserve"> IntelliJ IDEA (v2026.x)</w:t>
+            </w:r>
           </w:p>
         </w:tc>
       </w:tr>
@@ -3171,6 +4547,9 @@
               </w:rPr>
               <w:t>4.</w:t>
             </w:r>
+            <w:r>
+              <w:t xml:space="preserve"> Visual Studio Code (v1.80.x)</w:t>
+            </w:r>
           </w:p>
         </w:tc>
       </w:tr>
@@ -3210,69 +4589,10 @@
                 <w:sz w:val="20"/>
                 <w:szCs w:val="20"/>
               </w:rPr>
-              <w:lastRenderedPageBreak/>
               <w:t>5.</w:t>
             </w:r>
-          </w:p>
-        </w:tc>
-      </w:tr>
-    </w:tbl>
-    <w:p>
-      <w:pPr>
-        <w:spacing w:after="120"/>
-        <w:rPr>
-          <w:rFonts w:ascii="Times New Roman" w:eastAsia="PMingLiU" w:hAnsi="Times New Roman" w:cs="Times New Roman"/>
-          <w:lang w:eastAsia="zh-TW"/>
-        </w:rPr>
-      </w:pPr>
-    </w:p>
-    <w:tbl>
-      <w:tblPr>
-        <w:tblW w:w="9720" w:type="dxa"/>
-        <w:tblInd w:w="-72" w:type="dxa"/>
-        <w:tblLook w:val="04A0" w:firstRow="1" w:lastRow="0" w:firstColumn="1" w:lastColumn="0" w:noHBand="0" w:noVBand="1"/>
-      </w:tblPr>
-      <w:tblGrid>
-        <w:gridCol w:w="3487"/>
-        <w:gridCol w:w="2880"/>
-        <w:gridCol w:w="3353"/>
-      </w:tblGrid>
-      <w:tr>
-        <w:trPr>
-          <w:trHeight w:val="315"/>
-        </w:trPr>
-        <w:tc>
-          <w:tcPr>
-            <w:tcW w:w="9720" w:type="dxa"/>
-            <w:gridSpan w:val="3"/>
-            <w:tcBorders>
-              <w:top w:val="single" w:sz="4" w:space="0" w:color="auto"/>
-              <w:left w:val="single" w:sz="4" w:space="0" w:color="auto"/>
-              <w:bottom w:val="single" w:sz="4" w:space="0" w:color="auto"/>
-              <w:right w:val="single" w:sz="4" w:space="0" w:color="000000"/>
-            </w:tcBorders>
-            <w:shd w:val="clear" w:color="000000" w:fill="333399"/>
-            <w:noWrap/>
-            <w:hideMark/>
-          </w:tcPr>
-          <w:p>
-            <w:pPr>
-              <w:jc w:val="center"/>
-              <w:rPr>
-                <w:rFonts w:ascii="Times New Roman" w:eastAsia="Times New Roman" w:hAnsi="Times New Roman" w:cs="Times New Roman"/>
-                <w:bCs/>
-                <w:color w:val="FFFFFF"/>
-                <w:sz w:val="22"/>
-                <w:szCs w:val="22"/>
-              </w:rPr>
-            </w:pPr>
-            <w:r>
-              <w:rPr>
-                <w:rFonts w:ascii="Times New Roman" w:eastAsia="Times New Roman" w:hAnsi="Times New Roman" w:cs="Times New Roman"/>
-                <w:b/>
-                <w:color w:val="FFFFFF"/>
-              </w:rPr>
-              <w:t>PROOF OF CONCEPTS</w:t>
+            <w:r>
+              <w:t xml:space="preserve"> Git (v2.x)</w:t>
             </w:r>
           </w:p>
         </w:tc>
@@ -3294,17 +4614,14 @@
         </w:trPr>
         <w:tc>
           <w:tcPr>
-            <w:tcW w:w="3487" w:type="dxa"/>
+            <w:tcW w:w="9720" w:type="dxa"/>
             <w:noWrap/>
-            <w:hideMark/>
-          </w:tcPr>
-          <w:p>
-            <w:pPr>
-              <w:jc w:val="center"/>
-              <w:rPr>
-                <w:rFonts w:ascii="Times New Roman" w:eastAsia="Times New Roman" w:hAnsi="Times New Roman" w:cs="Times New Roman"/>
-                <w:b/>
-                <w:color w:val="000000" w:themeColor="text1"/>
+          </w:tcPr>
+          <w:p>
+            <w:pPr>
+              <w:rPr>
+                <w:rFonts w:ascii="Times New Roman" w:eastAsia="Times New Roman" w:hAnsi="Times New Roman" w:cs="Times New Roman"/>
+                <w:color w:val="000000"/>
                 <w:sz w:val="20"/>
                 <w:szCs w:val="20"/>
               </w:rPr>
@@ -3312,76 +4629,14 @@
             <w:r>
               <w:rPr>
                 <w:rFonts w:ascii="Times New Roman" w:eastAsia="Times New Roman" w:hAnsi="Times New Roman" w:cs="Times New Roman"/>
-                <w:b/>
-                <w:color w:val="000000" w:themeColor="text1"/>
+                <w:color w:val="000000"/>
                 <w:sz w:val="20"/>
                 <w:szCs w:val="20"/>
               </w:rPr>
-              <w:t>Description</w:t>
-            </w:r>
-          </w:p>
-        </w:tc>
-        <w:tc>
-          <w:tcPr>
-            <w:tcW w:w="2880" w:type="dxa"/>
-          </w:tcPr>
-          <w:p>
-            <w:pPr>
-              <w:jc w:val="center"/>
-              <w:rPr>
-                <w:rFonts w:ascii="Times New Roman" w:eastAsia="Times New Roman" w:hAnsi="Times New Roman" w:cs="Times New Roman"/>
-                <w:b/>
-                <w:color w:val="000000" w:themeColor="text1"/>
-                <w:sz w:val="20"/>
-                <w:szCs w:val="20"/>
-              </w:rPr>
-            </w:pPr>
-            <w:r>
-              <w:rPr>
-                <w:rFonts w:ascii="Times New Roman" w:eastAsia="Times New Roman" w:hAnsi="Times New Roman" w:cs="Times New Roman"/>
-                <w:b/>
-                <w:color w:val="000000" w:themeColor="text1"/>
-                <w:sz w:val="20"/>
-                <w:szCs w:val="20"/>
-              </w:rPr>
-              <w:t>Rational</w:t>
-            </w:r>
-            <w:r>
-              <w:rPr>
-                <w:rFonts w:ascii="Times New Roman" w:eastAsia="Times New Roman" w:hAnsi="Times New Roman" w:cs="Times New Roman"/>
-                <w:b/>
-                <w:color w:val="000000" w:themeColor="text1"/>
-                <w:sz w:val="20"/>
-                <w:szCs w:val="20"/>
-              </w:rPr>
-              <w:t>e</w:t>
-            </w:r>
-          </w:p>
-        </w:tc>
-        <w:tc>
-          <w:tcPr>
-            <w:tcW w:w="3353" w:type="dxa"/>
-          </w:tcPr>
-          <w:p>
-            <w:pPr>
-              <w:jc w:val="center"/>
-              <w:rPr>
-                <w:rFonts w:ascii="Times New Roman" w:eastAsia="Times New Roman" w:hAnsi="Times New Roman" w:cs="Times New Roman"/>
-                <w:b/>
-                <w:color w:val="000000" w:themeColor="text1"/>
-                <w:sz w:val="20"/>
-                <w:szCs w:val="20"/>
-              </w:rPr>
-            </w:pPr>
-            <w:r>
-              <w:rPr>
-                <w:rFonts w:ascii="Times New Roman" w:eastAsia="Times New Roman" w:hAnsi="Times New Roman" w:cs="Times New Roman"/>
-                <w:b/>
-                <w:color w:val="000000" w:themeColor="text1"/>
-                <w:sz w:val="20"/>
-                <w:szCs w:val="20"/>
-              </w:rPr>
-              <w:t>Results</w:t>
+              <w:t>6.</w:t>
+            </w:r>
+            <w:r>
+              <w:t xml:space="preserve"> Postman (v10.x)</w:t>
             </w:r>
           </w:p>
         </w:tc>
@@ -3403,57 +4658,96 @@
         </w:trPr>
         <w:tc>
           <w:tcPr>
-            <w:tcW w:w="3487" w:type="dxa"/>
+            <w:tcW w:w="9720" w:type="dxa"/>
             <w:noWrap/>
           </w:tcPr>
           <w:p>
-            <w:pPr>
+            <w:r>
               <w:rPr>
                 <w:rFonts w:ascii="Times New Roman" w:eastAsia="Times New Roman" w:hAnsi="Times New Roman" w:cs="Times New Roman"/>
                 <w:color w:val="000000"/>
                 <w:sz w:val="20"/>
                 <w:szCs w:val="20"/>
               </w:rPr>
-            </w:pPr>
-            <w:r>
+              <w:t>7.</w:t>
+            </w:r>
+            <w:r>
+              <w:rPr>
+                <w:rFonts w:ascii="Times New Roman" w:hAnsi="Times New Roman" w:cs="Times New Roman"/>
+              </w:rPr>
+              <w:t xml:space="preserve"> Maven (v4.x) or Gradle (v8.x)</w:t>
+            </w:r>
+          </w:p>
+          <w:p>
+            <w:pPr>
               <w:rPr>
                 <w:rFonts w:ascii="Times New Roman" w:eastAsia="Times New Roman" w:hAnsi="Times New Roman" w:cs="Times New Roman"/>
                 <w:color w:val="000000"/>
                 <w:sz w:val="20"/>
                 <w:szCs w:val="20"/>
               </w:rPr>
-              <w:t>1.</w:t>
-            </w:r>
-          </w:p>
-        </w:tc>
-        <w:tc>
-          <w:tcPr>
-            <w:tcW w:w="2880" w:type="dxa"/>
-          </w:tcPr>
-          <w:p>
-            <w:pPr>
-              <w:rPr>
-                <w:rFonts w:ascii="Times New Roman" w:eastAsia="Times New Roman" w:hAnsi="Times New Roman" w:cs="Times New Roman"/>
-                <w:color w:val="000000"/>
-                <w:sz w:val="20"/>
-                <w:szCs w:val="20"/>
-              </w:rPr>
-            </w:pPr>
-          </w:p>
-        </w:tc>
-        <w:tc>
-          <w:tcPr>
-            <w:tcW w:w="3353" w:type="dxa"/>
-          </w:tcPr>
-          <w:p>
-            <w:pPr>
-              <w:rPr>
-                <w:rFonts w:ascii="Times New Roman" w:eastAsia="Times New Roman" w:hAnsi="Times New Roman" w:cs="Times New Roman"/>
-                <w:color w:val="000000"/>
-                <w:sz w:val="20"/>
-                <w:szCs w:val="20"/>
-              </w:rPr>
-            </w:pPr>
+            </w:pPr>
+          </w:p>
+        </w:tc>
+      </w:tr>
+    </w:tbl>
+    <w:p>
+      <w:pPr>
+        <w:spacing w:after="120"/>
+        <w:rPr>
+          <w:rFonts w:ascii="Times New Roman" w:eastAsia="PMingLiU" w:hAnsi="Times New Roman" w:cs="Times New Roman"/>
+          <w:lang w:eastAsia="zh-TW"/>
+        </w:rPr>
+      </w:pPr>
+    </w:p>
+    <w:tbl>
+      <w:tblPr>
+        <w:tblW w:w="9720" w:type="dxa"/>
+        <w:tblInd w:w="-72" w:type="dxa"/>
+        <w:tblLook w:val="04A0" w:firstRow="1" w:lastRow="0" w:firstColumn="1" w:lastColumn="0" w:noHBand="0" w:noVBand="1"/>
+      </w:tblPr>
+      <w:tblGrid>
+        <w:gridCol w:w="3487"/>
+        <w:gridCol w:w="2880"/>
+        <w:gridCol w:w="3353"/>
+      </w:tblGrid>
+      <w:tr>
+        <w:trPr>
+          <w:trHeight w:val="315"/>
+        </w:trPr>
+        <w:tc>
+          <w:tcPr>
+            <w:tcW w:w="9720" w:type="dxa"/>
+            <w:gridSpan w:val="3"/>
+            <w:tcBorders>
+              <w:top w:val="single" w:sz="4" w:space="0" w:color="auto"/>
+              <w:left w:val="single" w:sz="4" w:space="0" w:color="auto"/>
+              <w:bottom w:val="single" w:sz="4" w:space="0" w:color="auto"/>
+              <w:right w:val="single" w:sz="4" w:space="0" w:color="000000"/>
+            </w:tcBorders>
+            <w:shd w:val="clear" w:color="000000" w:fill="333399"/>
+            <w:noWrap/>
+            <w:hideMark/>
+          </w:tcPr>
+          <w:p>
+            <w:pPr>
+              <w:jc w:val="center"/>
+              <w:rPr>
+                <w:rFonts w:ascii="Times New Roman" w:eastAsia="Times New Roman" w:hAnsi="Times New Roman" w:cs="Times New Roman"/>
+                <w:bCs/>
+                <w:color w:val="FFFFFF"/>
+                <w:sz w:val="22"/>
+                <w:szCs w:val="22"/>
+              </w:rPr>
+            </w:pPr>
+            <w:r>
+              <w:rPr>
+                <w:rFonts w:ascii="Times New Roman" w:eastAsia="Times New Roman" w:hAnsi="Times New Roman" w:cs="Times New Roman"/>
+                <w:b/>
+                <w:color w:val="FFFFFF"/>
+              </w:rPr>
+              <w:t>PROOF OF CONCEPTS</w:t>
+            </w:r>
           </w:p>
         </w:tc>
       </w:tr>
@@ -3480,9 +4774,11 @@
           </w:tcPr>
           <w:p>
             <w:pPr>
-              <w:rPr>
-                <w:rFonts w:ascii="Times New Roman" w:eastAsia="Times New Roman" w:hAnsi="Times New Roman" w:cs="Times New Roman"/>
-                <w:color w:val="000000"/>
+              <w:jc w:val="center"/>
+              <w:rPr>
+                <w:rFonts w:ascii="Times New Roman" w:eastAsia="Times New Roman" w:hAnsi="Times New Roman" w:cs="Times New Roman"/>
+                <w:b/>
+                <w:color w:val="000000" w:themeColor="text1"/>
                 <w:sz w:val="20"/>
                 <w:szCs w:val="20"/>
               </w:rPr>
@@ -3490,45 +4786,50 @@
             <w:r>
               <w:rPr>
                 <w:rFonts w:ascii="Times New Roman" w:eastAsia="Times New Roman" w:hAnsi="Times New Roman" w:cs="Times New Roman"/>
-                <w:color w:val="000000"/>
+                <w:b/>
+                <w:color w:val="000000" w:themeColor="text1"/>
                 <w:sz w:val="20"/>
                 <w:szCs w:val="20"/>
               </w:rPr>
-              <w:t>2</w:t>
-            </w:r>
-            <w:r>
-              <w:rPr>
-                <w:rFonts w:ascii="Times New Roman" w:eastAsia="Times New Roman" w:hAnsi="Times New Roman" w:cs="Times New Roman"/>
-                <w:color w:val="000000"/>
+              <w:t>Description</w:t>
+            </w:r>
+          </w:p>
+        </w:tc>
+        <w:tc>
+          <w:tcPr>
+            <w:tcW w:w="2880" w:type="dxa"/>
+          </w:tcPr>
+          <w:p>
+            <w:pPr>
+              <w:jc w:val="center"/>
+              <w:rPr>
+                <w:rFonts w:ascii="Times New Roman" w:eastAsia="Times New Roman" w:hAnsi="Times New Roman" w:cs="Times New Roman"/>
+                <w:b/>
+                <w:color w:val="000000" w:themeColor="text1"/>
                 <w:sz w:val="20"/>
                 <w:szCs w:val="20"/>
               </w:rPr>
-              <w:t>.</w:t>
-            </w:r>
-            <w:r>
-              <w:rPr>
-                <w:rFonts w:ascii="Times New Roman" w:eastAsia="Times New Roman" w:hAnsi="Times New Roman" w:cs="Times New Roman"/>
-                <w:color w:val="000000"/>
+            </w:pPr>
+            <w:r>
+              <w:rPr>
+                <w:rFonts w:ascii="Times New Roman" w:eastAsia="Times New Roman" w:hAnsi="Times New Roman" w:cs="Times New Roman"/>
+                <w:b/>
+                <w:color w:val="000000" w:themeColor="text1"/>
                 <w:sz w:val="20"/>
                 <w:szCs w:val="20"/>
               </w:rPr>
-              <w:t xml:space="preserve"> </w:t>
-            </w:r>
-          </w:p>
-        </w:tc>
-        <w:tc>
-          <w:tcPr>
-            <w:tcW w:w="2880" w:type="dxa"/>
-          </w:tcPr>
-          <w:p>
-            <w:pPr>
-              <w:rPr>
-                <w:rFonts w:ascii="Times New Roman" w:eastAsia="Times New Roman" w:hAnsi="Times New Roman" w:cs="Times New Roman"/>
-                <w:color w:val="000000"/>
+              <w:t>Rational</w:t>
+            </w:r>
+            <w:r>
+              <w:rPr>
+                <w:rFonts w:ascii="Times New Roman" w:eastAsia="Times New Roman" w:hAnsi="Times New Roman" w:cs="Times New Roman"/>
+                <w:b/>
+                <w:color w:val="000000" w:themeColor="text1"/>
                 <w:sz w:val="20"/>
                 <w:szCs w:val="20"/>
               </w:rPr>
-            </w:pPr>
+              <w:t>e</w:t>
+            </w:r>
           </w:p>
         </w:tc>
         <w:tc>
@@ -3537,13 +4838,25 @@
           </w:tcPr>
           <w:p>
             <w:pPr>
-              <w:rPr>
-                <w:rFonts w:ascii="Times New Roman" w:eastAsia="Times New Roman" w:hAnsi="Times New Roman" w:cs="Times New Roman"/>
-                <w:color w:val="000000"/>
+              <w:jc w:val="center"/>
+              <w:rPr>
+                <w:rFonts w:ascii="Times New Roman" w:eastAsia="Times New Roman" w:hAnsi="Times New Roman" w:cs="Times New Roman"/>
+                <w:b/>
+                <w:color w:val="000000" w:themeColor="text1"/>
                 <w:sz w:val="20"/>
                 <w:szCs w:val="20"/>
               </w:rPr>
             </w:pPr>
+            <w:r>
+              <w:rPr>
+                <w:rFonts w:ascii="Times New Roman" w:eastAsia="Times New Roman" w:hAnsi="Times New Roman" w:cs="Times New Roman"/>
+                <w:b/>
+                <w:color w:val="000000" w:themeColor="text1"/>
+                <w:sz w:val="20"/>
+                <w:szCs w:val="20"/>
+              </w:rPr>
+              <w:t>Results</w:t>
+            </w:r>
           </w:p>
         </w:tc>
       </w:tr>
@@ -3566,7 +4879,6 @@
           <w:tcPr>
             <w:tcW w:w="3487" w:type="dxa"/>
             <w:noWrap/>
-            <w:hideMark/>
           </w:tcPr>
           <w:p>
             <w:pPr>
@@ -3584,7 +4896,10 @@
                 <w:sz w:val="20"/>
                 <w:szCs w:val="20"/>
               </w:rPr>
-              <w:t>3</w:t>
+              <w:t>1.</w:t>
+            </w:r>
+            <w:r>
+              <w:t xml:space="preserve"> </w:t>
             </w:r>
             <w:r>
               <w:rPr>
@@ -3593,7 +4908,7 @@
                 <w:sz w:val="20"/>
                 <w:szCs w:val="20"/>
               </w:rPr>
-              <w:t>.</w:t>
+              <w:t>Responsive interface: React and Next.js</w:t>
             </w:r>
           </w:p>
         </w:tc>
@@ -3610,21 +4925,39 @@
                 <w:szCs w:val="20"/>
               </w:rPr>
             </w:pPr>
-          </w:p>
-        </w:tc>
-        <w:tc>
-          <w:tcPr>
-            <w:tcW w:w="3353" w:type="dxa"/>
-          </w:tcPr>
-          <w:p>
-            <w:pPr>
+            <w:r>
               <w:rPr>
                 <w:rFonts w:ascii="Times New Roman" w:eastAsia="Times New Roman" w:hAnsi="Times New Roman" w:cs="Times New Roman"/>
                 <w:color w:val="000000"/>
                 <w:sz w:val="20"/>
                 <w:szCs w:val="20"/>
               </w:rPr>
-            </w:pPr>
+              <w:t>Confirm that buyers and sellers can easily navigate listings, dashboards, and the community forum on desktop and mobile devices.</w:t>
+            </w:r>
+          </w:p>
+        </w:tc>
+        <w:tc>
+          <w:tcPr>
+            <w:tcW w:w="3353" w:type="dxa"/>
+          </w:tcPr>
+          <w:p>
+            <w:pPr>
+              <w:rPr>
+                <w:rFonts w:ascii="Times New Roman" w:eastAsia="Times New Roman" w:hAnsi="Times New Roman" w:cs="Times New Roman"/>
+                <w:color w:val="000000"/>
+                <w:sz w:val="20"/>
+                <w:szCs w:val="20"/>
+              </w:rPr>
+            </w:pPr>
+            <w:r>
+              <w:rPr>
+                <w:rFonts w:ascii="Times New Roman" w:eastAsia="Times New Roman" w:hAnsi="Times New Roman" w:cs="Times New Roman"/>
+                <w:color w:val="000000"/>
+                <w:sz w:val="20"/>
+                <w:szCs w:val="20"/>
+              </w:rPr>
+              <w:t>In Progress</w:t>
+            </w:r>
           </w:p>
         </w:tc>
       </w:tr>
@@ -3665,7 +4998,7 @@
                 <w:sz w:val="20"/>
                 <w:szCs w:val="20"/>
               </w:rPr>
-              <w:t>4</w:t>
+              <w:t>2</w:t>
             </w:r>
             <w:r>
               <w:rPr>
@@ -3676,36 +5009,72 @@
               </w:rPr>
               <w:t>.</w:t>
             </w:r>
-          </w:p>
-        </w:tc>
-        <w:tc>
-          <w:tcPr>
-            <w:tcW w:w="2880" w:type="dxa"/>
-          </w:tcPr>
-          <w:p>
-            <w:pPr>
+            <w:r>
               <w:rPr>
                 <w:rFonts w:ascii="Times New Roman" w:eastAsia="Times New Roman" w:hAnsi="Times New Roman" w:cs="Times New Roman"/>
                 <w:color w:val="000000"/>
                 <w:sz w:val="20"/>
                 <w:szCs w:val="20"/>
               </w:rPr>
-            </w:pPr>
-          </w:p>
-        </w:tc>
-        <w:tc>
-          <w:tcPr>
-            <w:tcW w:w="3353" w:type="dxa"/>
-          </w:tcPr>
-          <w:p>
-            <w:pPr>
+              <w:t xml:space="preserve"> </w:t>
+            </w:r>
+            <w:r>
               <w:rPr>
                 <w:rFonts w:ascii="Times New Roman" w:eastAsia="Times New Roman" w:hAnsi="Times New Roman" w:cs="Times New Roman"/>
                 <w:color w:val="000000"/>
                 <w:sz w:val="20"/>
                 <w:szCs w:val="20"/>
               </w:rPr>
-            </w:pPr>
+              <w:t>Database integration: PostgreSQL and Prisma</w:t>
+            </w:r>
+          </w:p>
+        </w:tc>
+        <w:tc>
+          <w:tcPr>
+            <w:tcW w:w="2880" w:type="dxa"/>
+          </w:tcPr>
+          <w:p>
+            <w:pPr>
+              <w:rPr>
+                <w:rFonts w:ascii="Times New Roman" w:eastAsia="Times New Roman" w:hAnsi="Times New Roman" w:cs="Times New Roman"/>
+                <w:color w:val="000000"/>
+                <w:sz w:val="20"/>
+                <w:szCs w:val="20"/>
+              </w:rPr>
+            </w:pPr>
+            <w:r>
+              <w:rPr>
+                <w:rFonts w:ascii="Times New Roman" w:eastAsia="Times New Roman" w:hAnsi="Times New Roman" w:cs="Times New Roman"/>
+                <w:color w:val="000000"/>
+                <w:sz w:val="20"/>
+                <w:szCs w:val="20"/>
+              </w:rPr>
+              <w:t>Validate storage and relationships for users, products, orders, bids, bookings, and forum posts.</w:t>
+            </w:r>
+          </w:p>
+        </w:tc>
+        <w:tc>
+          <w:tcPr>
+            <w:tcW w:w="3353" w:type="dxa"/>
+          </w:tcPr>
+          <w:p>
+            <w:pPr>
+              <w:rPr>
+                <w:rFonts w:ascii="Times New Roman" w:eastAsia="Times New Roman" w:hAnsi="Times New Roman" w:cs="Times New Roman"/>
+                <w:color w:val="000000"/>
+                <w:sz w:val="20"/>
+                <w:szCs w:val="20"/>
+              </w:rPr>
+            </w:pPr>
+            <w:r>
+              <w:rPr>
+                <w:rFonts w:ascii="Times New Roman" w:eastAsia="Times New Roman" w:hAnsi="Times New Roman" w:cs="Times New Roman"/>
+                <w:color w:val="000000"/>
+                <w:sz w:val="20"/>
+                <w:szCs w:val="20"/>
+              </w:rPr>
+              <w:t>In Progress</w:t>
+            </w:r>
           </w:p>
         </w:tc>
       </w:tr>
@@ -3728,6 +5097,7 @@
           <w:tcPr>
             <w:tcW w:w="3487" w:type="dxa"/>
             <w:noWrap/>
+            <w:hideMark/>
           </w:tcPr>
           <w:p>
             <w:pPr>
@@ -3745,7 +5115,7 @@
                 <w:sz w:val="20"/>
                 <w:szCs w:val="20"/>
               </w:rPr>
-              <w:t>5</w:t>
+              <w:t>3</w:t>
             </w:r>
             <w:r>
               <w:rPr>
@@ -3756,26 +5126,23 @@
               </w:rPr>
               <w:t>.</w:t>
             </w:r>
-          </w:p>
-        </w:tc>
-        <w:tc>
-          <w:tcPr>
-            <w:tcW w:w="2880" w:type="dxa"/>
-          </w:tcPr>
-          <w:p>
-            <w:pPr>
+            <w:r>
+              <w:t xml:space="preserve"> </w:t>
+            </w:r>
+            <w:r>
               <w:rPr>
                 <w:rFonts w:ascii="Times New Roman" w:eastAsia="Times New Roman" w:hAnsi="Times New Roman" w:cs="Times New Roman"/>
                 <w:color w:val="000000"/>
                 <w:sz w:val="20"/>
                 <w:szCs w:val="20"/>
               </w:rPr>
-            </w:pPr>
-          </w:p>
-        </w:tc>
-        <w:tc>
-          <w:tcPr>
-            <w:tcW w:w="3353" w:type="dxa"/>
+              <w:t>Marketplace payments: Stripe Checkout and Connect</w:t>
+            </w:r>
+          </w:p>
+        </w:tc>
+        <w:tc>
+          <w:tcPr>
+            <w:tcW w:w="2880" w:type="dxa"/>
           </w:tcPr>
           <w:p>
             <w:pPr>
@@ -3786,6 +5153,260 @@
                 <w:szCs w:val="20"/>
               </w:rPr>
             </w:pPr>
+            <w:r>
+              <w:rPr>
+                <w:rFonts w:ascii="Times New Roman" w:eastAsia="Times New Roman" w:hAnsi="Times New Roman" w:cs="Times New Roman"/>
+                <w:color w:val="000000"/>
+                <w:sz w:val="20"/>
+                <w:szCs w:val="20"/>
+              </w:rPr>
+              <w:t>Verify buyer payments, seller onboarding, payouts, and refunds before committing to the payment platform.</w:t>
+            </w:r>
+          </w:p>
+        </w:tc>
+        <w:tc>
+          <w:tcPr>
+            <w:tcW w:w="3353" w:type="dxa"/>
+          </w:tcPr>
+          <w:p>
+            <w:pPr>
+              <w:rPr>
+                <w:rFonts w:ascii="Times New Roman" w:eastAsia="Times New Roman" w:hAnsi="Times New Roman" w:cs="Times New Roman"/>
+                <w:color w:val="000000"/>
+                <w:sz w:val="20"/>
+                <w:szCs w:val="20"/>
+              </w:rPr>
+            </w:pPr>
+            <w:r>
+              <w:rPr>
+                <w:rFonts w:ascii="Times New Roman" w:eastAsia="Times New Roman" w:hAnsi="Times New Roman" w:cs="Times New Roman"/>
+                <w:color w:val="000000"/>
+                <w:sz w:val="20"/>
+                <w:szCs w:val="20"/>
+              </w:rPr>
+              <w:t>In Progress</w:t>
+            </w:r>
+          </w:p>
+        </w:tc>
+      </w:tr>
+      <w:tr>
+        <w:tblPrEx>
+          <w:tblBorders>
+            <w:top w:val="single" w:sz="4" w:space="0" w:color="auto"/>
+            <w:left w:val="single" w:sz="4" w:space="0" w:color="auto"/>
+            <w:bottom w:val="single" w:sz="4" w:space="0" w:color="auto"/>
+            <w:right w:val="single" w:sz="4" w:space="0" w:color="auto"/>
+            <w:insideH w:val="single" w:sz="4" w:space="0" w:color="auto"/>
+            <w:insideV w:val="single" w:sz="4" w:space="0" w:color="auto"/>
+          </w:tblBorders>
+          <w:shd w:val="clear" w:color="auto" w:fill="F2F2F2" w:themeFill="background1" w:themeFillShade="F2"/>
+        </w:tblPrEx>
+        <w:trPr>
+          <w:trHeight w:val="300"/>
+        </w:trPr>
+        <w:tc>
+          <w:tcPr>
+            <w:tcW w:w="3487" w:type="dxa"/>
+            <w:noWrap/>
+            <w:hideMark/>
+          </w:tcPr>
+          <w:p>
+            <w:pPr>
+              <w:rPr>
+                <w:rFonts w:ascii="Times New Roman" w:eastAsia="Times New Roman" w:hAnsi="Times New Roman" w:cs="Times New Roman"/>
+                <w:color w:val="000000"/>
+                <w:sz w:val="20"/>
+                <w:szCs w:val="20"/>
+              </w:rPr>
+            </w:pPr>
+            <w:r>
+              <w:rPr>
+                <w:rFonts w:ascii="Times New Roman" w:eastAsia="Times New Roman" w:hAnsi="Times New Roman" w:cs="Times New Roman"/>
+                <w:color w:val="000000"/>
+                <w:sz w:val="20"/>
+                <w:szCs w:val="20"/>
+              </w:rPr>
+              <w:t>4</w:t>
+            </w:r>
+            <w:r>
+              <w:rPr>
+                <w:rFonts w:ascii="Times New Roman" w:eastAsia="Times New Roman" w:hAnsi="Times New Roman" w:cs="Times New Roman"/>
+                <w:color w:val="000000"/>
+                <w:sz w:val="20"/>
+                <w:szCs w:val="20"/>
+              </w:rPr>
+              <w:t>.</w:t>
+            </w:r>
+            <w:r>
+              <w:t xml:space="preserve"> </w:t>
+            </w:r>
+            <w:r>
+              <w:rPr>
+                <w:rFonts w:ascii="Times New Roman" w:eastAsia="Times New Roman" w:hAnsi="Times New Roman" w:cs="Times New Roman"/>
+                <w:color w:val="000000"/>
+                <w:sz w:val="20"/>
+                <w:szCs w:val="20"/>
+              </w:rPr>
+              <w:t>Authentication: Amazon Cognito</w:t>
+            </w:r>
+          </w:p>
+        </w:tc>
+        <w:tc>
+          <w:tcPr>
+            <w:tcW w:w="2880" w:type="dxa"/>
+          </w:tcPr>
+          <w:p>
+            <w:pPr>
+              <w:rPr>
+                <w:rFonts w:ascii="Times New Roman" w:eastAsia="Times New Roman" w:hAnsi="Times New Roman" w:cs="Times New Roman"/>
+                <w:color w:val="000000"/>
+                <w:sz w:val="20"/>
+                <w:szCs w:val="20"/>
+              </w:rPr>
+            </w:pPr>
+            <w:r>
+              <w:rPr>
+                <w:rFonts w:ascii="Times New Roman" w:eastAsia="Times New Roman" w:hAnsi="Times New Roman" w:cs="Times New Roman"/>
+                <w:color w:val="000000"/>
+                <w:sz w:val="20"/>
+                <w:szCs w:val="20"/>
+              </w:rPr>
+              <w:t>Confirm secure account access and integration with buyer, seller, moderator, and administrator permissions.</w:t>
+            </w:r>
+          </w:p>
+        </w:tc>
+        <w:tc>
+          <w:tcPr>
+            <w:tcW w:w="3353" w:type="dxa"/>
+          </w:tcPr>
+          <w:p>
+            <w:pPr>
+              <w:rPr>
+                <w:rFonts w:ascii="Times New Roman" w:eastAsia="Times New Roman" w:hAnsi="Times New Roman" w:cs="Times New Roman"/>
+                <w:color w:val="000000"/>
+                <w:sz w:val="20"/>
+                <w:szCs w:val="20"/>
+              </w:rPr>
+            </w:pPr>
+            <w:r>
+              <w:rPr>
+                <w:rFonts w:ascii="Times New Roman" w:eastAsia="Times New Roman" w:hAnsi="Times New Roman" w:cs="Times New Roman"/>
+                <w:color w:val="000000"/>
+                <w:sz w:val="20"/>
+                <w:szCs w:val="20"/>
+              </w:rPr>
+              <w:t>In Progress</w:t>
+            </w:r>
+          </w:p>
+        </w:tc>
+      </w:tr>
+      <w:tr>
+        <w:tblPrEx>
+          <w:tblBorders>
+            <w:top w:val="single" w:sz="4" w:space="0" w:color="auto"/>
+            <w:left w:val="single" w:sz="4" w:space="0" w:color="auto"/>
+            <w:bottom w:val="single" w:sz="4" w:space="0" w:color="auto"/>
+            <w:right w:val="single" w:sz="4" w:space="0" w:color="auto"/>
+            <w:insideH w:val="single" w:sz="4" w:space="0" w:color="auto"/>
+            <w:insideV w:val="single" w:sz="4" w:space="0" w:color="auto"/>
+          </w:tblBorders>
+          <w:shd w:val="clear" w:color="auto" w:fill="F2F2F2" w:themeFill="background1" w:themeFillShade="F2"/>
+        </w:tblPrEx>
+        <w:trPr>
+          <w:trHeight w:val="300"/>
+        </w:trPr>
+        <w:tc>
+          <w:tcPr>
+            <w:tcW w:w="3487" w:type="dxa"/>
+            <w:noWrap/>
+          </w:tcPr>
+          <w:p>
+            <w:pPr>
+              <w:rPr>
+                <w:rFonts w:ascii="Times New Roman" w:eastAsia="Times New Roman" w:hAnsi="Times New Roman" w:cs="Times New Roman"/>
+                <w:color w:val="000000"/>
+                <w:sz w:val="20"/>
+                <w:szCs w:val="20"/>
+              </w:rPr>
+            </w:pPr>
+            <w:r>
+              <w:rPr>
+                <w:rFonts w:ascii="Times New Roman" w:eastAsia="Times New Roman" w:hAnsi="Times New Roman" w:cs="Times New Roman"/>
+                <w:color w:val="000000"/>
+                <w:sz w:val="20"/>
+                <w:szCs w:val="20"/>
+              </w:rPr>
+              <w:t>5</w:t>
+            </w:r>
+            <w:r>
+              <w:rPr>
+                <w:rFonts w:ascii="Times New Roman" w:eastAsia="Times New Roman" w:hAnsi="Times New Roman" w:cs="Times New Roman"/>
+                <w:color w:val="000000"/>
+                <w:sz w:val="20"/>
+                <w:szCs w:val="20"/>
+              </w:rPr>
+              <w:t>.</w:t>
+            </w:r>
+            <w:r>
+              <w:t xml:space="preserve"> </w:t>
+            </w:r>
+            <w:r>
+              <w:rPr>
+                <w:rFonts w:ascii="Times New Roman" w:eastAsia="Times New Roman" w:hAnsi="Times New Roman" w:cs="Times New Roman"/>
+                <w:color w:val="000000"/>
+                <w:sz w:val="20"/>
+                <w:szCs w:val="20"/>
+              </w:rPr>
+              <w:t>Live auctions and messaging: Socket.IO</w:t>
+            </w:r>
+          </w:p>
+        </w:tc>
+        <w:tc>
+          <w:tcPr>
+            <w:tcW w:w="2880" w:type="dxa"/>
+          </w:tcPr>
+          <w:p>
+            <w:pPr>
+              <w:rPr>
+                <w:rFonts w:ascii="Times New Roman" w:eastAsia="Times New Roman" w:hAnsi="Times New Roman" w:cs="Times New Roman"/>
+                <w:color w:val="000000"/>
+                <w:sz w:val="20"/>
+                <w:szCs w:val="20"/>
+              </w:rPr>
+            </w:pPr>
+            <w:r>
+              <w:rPr>
+                <w:rFonts w:ascii="Times New Roman" w:eastAsia="Times New Roman" w:hAnsi="Times New Roman" w:cs="Times New Roman"/>
+                <w:color w:val="000000"/>
+                <w:sz w:val="20"/>
+                <w:szCs w:val="20"/>
+              </w:rPr>
+              <w:t>Determine whether real-time communication supports reliable bidding and messaging.</w:t>
+            </w:r>
+          </w:p>
+        </w:tc>
+        <w:tc>
+          <w:tcPr>
+            <w:tcW w:w="3353" w:type="dxa"/>
+          </w:tcPr>
+          <w:p>
+            <w:pPr>
+              <w:rPr>
+                <w:rFonts w:ascii="Times New Roman" w:eastAsia="Times New Roman" w:hAnsi="Times New Roman" w:cs="Times New Roman"/>
+                <w:color w:val="000000"/>
+                <w:sz w:val="20"/>
+                <w:szCs w:val="20"/>
+              </w:rPr>
+            </w:pPr>
+            <w:r>
+              <w:rPr>
+                <w:rFonts w:ascii="Times New Roman" w:eastAsia="Times New Roman" w:hAnsi="Times New Roman" w:cs="Times New Roman"/>
+                <w:color w:val="000000"/>
+                <w:sz w:val="20"/>
+                <w:szCs w:val="20"/>
+              </w:rPr>
+              <w:t>In Progress</w:t>
+            </w:r>
           </w:p>
         </w:tc>
       </w:tr>
@@ -6986,10 +8607,10 @@
       </w:pPr>
     </w:p>
     <w:sectPr>
-      <w:footerReference w:type="even" r:id="rId11"/>
-      <w:footerReference w:type="default" r:id="rId12"/>
-      <w:headerReference w:type="first" r:id="rId13"/>
-      <w:footerReference w:type="first" r:id="rId14"/>
+      <w:footerReference w:type="even" r:id="rId17"/>
+      <w:footerReference w:type="default" r:id="rId18"/>
+      <w:headerReference w:type="first" r:id="rId19"/>
+      <w:footerReference w:type="first" r:id="rId20"/>
       <w:pgSz w:w="12240" w:h="15840"/>
       <w:pgMar w:top="1440" w:right="1440" w:bottom="1440" w:left="1440" w:header="720" w:footer="720" w:gutter="0"/>
       <w:cols w:space="720"/>
@@ -7716,6 +9337,155 @@
     </w:lvl>
   </w:abstractNum>
   <w:abstractNum w:abstractNumId="5" w15:restartNumberingAfterBreak="0">
+    <w:nsid w:val="37CE06EF"/>
+    <w:multiLevelType w:val="multilevel"/>
+    <w:tmpl w:val="6218BCF8"/>
+    <w:lvl w:ilvl="0">
+      <w:start w:val="1"/>
+      <w:numFmt w:val="bullet"/>
+      <w:lvlText w:val=""/>
+      <w:lvlJc w:val="left"/>
+      <w:pPr>
+        <w:tabs>
+          <w:tab w:val="num" w:pos="720"/>
+        </w:tabs>
+        <w:ind w:left="720" w:hanging="360"/>
+      </w:pPr>
+      <w:rPr>
+        <w:rFonts w:ascii="Symbol" w:hAnsi="Symbol" w:hint="default"/>
+        <w:sz w:val="20"/>
+      </w:rPr>
+    </w:lvl>
+    <w:lvl w:ilvl="1" w:tentative="1">
+      <w:start w:val="1"/>
+      <w:numFmt w:val="bullet"/>
+      <w:lvlText w:val="o"/>
+      <w:lvlJc w:val="left"/>
+      <w:pPr>
+        <w:tabs>
+          <w:tab w:val="num" w:pos="1440"/>
+        </w:tabs>
+        <w:ind w:left="1440" w:hanging="360"/>
+      </w:pPr>
+      <w:rPr>
+        <w:rFonts w:ascii="Courier New" w:hAnsi="Courier New" w:hint="default"/>
+        <w:sz w:val="20"/>
+      </w:rPr>
+    </w:lvl>
+    <w:lvl w:ilvl="2" w:tentative="1">
+      <w:start w:val="1"/>
+      <w:numFmt w:val="bullet"/>
+      <w:lvlText w:val=""/>
+      <w:lvlJc w:val="left"/>
+      <w:pPr>
+        <w:tabs>
+          <w:tab w:val="num" w:pos="2160"/>
+        </w:tabs>
+        <w:ind w:left="2160" w:hanging="360"/>
+      </w:pPr>
+      <w:rPr>
+        <w:rFonts w:ascii="Wingdings" w:hAnsi="Wingdings" w:hint="default"/>
+        <w:sz w:val="20"/>
+      </w:rPr>
+    </w:lvl>
+    <w:lvl w:ilvl="3" w:tentative="1">
+      <w:start w:val="1"/>
+      <w:numFmt w:val="bullet"/>
+      <w:lvlText w:val=""/>
+      <w:lvlJc w:val="left"/>
+      <w:pPr>
+        <w:tabs>
+          <w:tab w:val="num" w:pos="2880"/>
+        </w:tabs>
+        <w:ind w:left="2880" w:hanging="360"/>
+      </w:pPr>
+      <w:rPr>
+        <w:rFonts w:ascii="Wingdings" w:hAnsi="Wingdings" w:hint="default"/>
+        <w:sz w:val="20"/>
+      </w:rPr>
+    </w:lvl>
+    <w:lvl w:ilvl="4" w:tentative="1">
+      <w:start w:val="1"/>
+      <w:numFmt w:val="bullet"/>
+      <w:lvlText w:val=""/>
+      <w:lvlJc w:val="left"/>
+      <w:pPr>
+        <w:tabs>
+          <w:tab w:val="num" w:pos="3600"/>
+        </w:tabs>
+        <w:ind w:left="3600" w:hanging="360"/>
+      </w:pPr>
+      <w:rPr>
+        <w:rFonts w:ascii="Wingdings" w:hAnsi="Wingdings" w:hint="default"/>
+        <w:sz w:val="20"/>
+      </w:rPr>
+    </w:lvl>
+    <w:lvl w:ilvl="5" w:tentative="1">
+      <w:start w:val="1"/>
+      <w:numFmt w:val="bullet"/>
+      <w:lvlText w:val=""/>
+      <w:lvlJc w:val="left"/>
+      <w:pPr>
+        <w:tabs>
+          <w:tab w:val="num" w:pos="4320"/>
+        </w:tabs>
+        <w:ind w:left="4320" w:hanging="360"/>
+      </w:pPr>
+      <w:rPr>
+        <w:rFonts w:ascii="Wingdings" w:hAnsi="Wingdings" w:hint="default"/>
+        <w:sz w:val="20"/>
+      </w:rPr>
+    </w:lvl>
+    <w:lvl w:ilvl="6" w:tentative="1">
+      <w:start w:val="1"/>
+      <w:numFmt w:val="bullet"/>
+      <w:lvlText w:val=""/>
+      <w:lvlJc w:val="left"/>
+      <w:pPr>
+        <w:tabs>
+          <w:tab w:val="num" w:pos="5040"/>
+        </w:tabs>
+        <w:ind w:left="5040" w:hanging="360"/>
+      </w:pPr>
+      <w:rPr>
+        <w:rFonts w:ascii="Wingdings" w:hAnsi="Wingdings" w:hint="default"/>
+        <w:sz w:val="20"/>
+      </w:rPr>
+    </w:lvl>
+    <w:lvl w:ilvl="7" w:tentative="1">
+      <w:start w:val="1"/>
+      <w:numFmt w:val="bullet"/>
+      <w:lvlText w:val=""/>
+      <w:lvlJc w:val="left"/>
+      <w:pPr>
+        <w:tabs>
+          <w:tab w:val="num" w:pos="5760"/>
+        </w:tabs>
+        <w:ind w:left="5760" w:hanging="360"/>
+      </w:pPr>
+      <w:rPr>
+        <w:rFonts w:ascii="Wingdings" w:hAnsi="Wingdings" w:hint="default"/>
+        <w:sz w:val="20"/>
+      </w:rPr>
+    </w:lvl>
+    <w:lvl w:ilvl="8" w:tentative="1">
+      <w:start w:val="1"/>
+      <w:numFmt w:val="bullet"/>
+      <w:lvlText w:val=""/>
+      <w:lvlJc w:val="left"/>
+      <w:pPr>
+        <w:tabs>
+          <w:tab w:val="num" w:pos="6480"/>
+        </w:tabs>
+        <w:ind w:left="6480" w:hanging="360"/>
+      </w:pPr>
+      <w:rPr>
+        <w:rFonts w:ascii="Wingdings" w:hAnsi="Wingdings" w:hint="default"/>
+        <w:sz w:val="20"/>
+      </w:rPr>
+    </w:lvl>
+  </w:abstractNum>
+  <w:abstractNum w:abstractNumId="6" w15:restartNumberingAfterBreak="0">
     <w:nsid w:val="4D8359D1"/>
     <w:multiLevelType w:val="hybridMultilevel"/>
     <w:tmpl w:val="7744EC42"/>
@@ -7805,7 +9575,7 @@
       </w:pPr>
     </w:lvl>
   </w:abstractNum>
-  <w:abstractNum w:abstractNumId="6" w15:restartNumberingAfterBreak="0">
+  <w:abstractNum w:abstractNumId="7" w15:restartNumberingAfterBreak="0">
     <w:nsid w:val="505D4338"/>
     <w:multiLevelType w:val="hybridMultilevel"/>
     <w:tmpl w:val="35148880"/>
@@ -7895,7 +9665,7 @@
       </w:pPr>
     </w:lvl>
   </w:abstractNum>
-  <w:abstractNum w:abstractNumId="7" w15:restartNumberingAfterBreak="0">
+  <w:abstractNum w:abstractNumId="8" w15:restartNumberingAfterBreak="0">
     <w:nsid w:val="518C1B78"/>
     <w:multiLevelType w:val="hybridMultilevel"/>
     <w:tmpl w:val="B1FC89F0"/>
@@ -7981,7 +9751,7 @@
       </w:pPr>
     </w:lvl>
   </w:abstractNum>
-  <w:abstractNum w:abstractNumId="8" w15:restartNumberingAfterBreak="0">
+  <w:abstractNum w:abstractNumId="9" w15:restartNumberingAfterBreak="0">
     <w:nsid w:val="566644B6"/>
     <w:multiLevelType w:val="hybridMultilevel"/>
     <w:tmpl w:val="735C2710"/>
@@ -8073,7 +9843,7 @@
       </w:pPr>
     </w:lvl>
   </w:abstractNum>
-  <w:abstractNum w:abstractNumId="9" w15:restartNumberingAfterBreak="0">
+  <w:abstractNum w:abstractNumId="10" w15:restartNumberingAfterBreak="0">
     <w:nsid w:val="600E3949"/>
     <w:multiLevelType w:val="hybridMultilevel"/>
     <w:tmpl w:val="81D6880E"/>
@@ -8167,7 +9937,7 @@
       </w:pPr>
     </w:lvl>
   </w:abstractNum>
-  <w:abstractNum w:abstractNumId="10" w15:restartNumberingAfterBreak="0">
+  <w:abstractNum w:abstractNumId="11" w15:restartNumberingAfterBreak="0">
     <w:nsid w:val="6E4B1372"/>
     <w:multiLevelType w:val="hybridMultilevel"/>
     <w:tmpl w:val="6A7A6A46"/>
@@ -8256,7 +10026,7 @@
       </w:pPr>
     </w:lvl>
   </w:abstractNum>
-  <w:abstractNum w:abstractNumId="11" w15:restartNumberingAfterBreak="0">
+  <w:abstractNum w:abstractNumId="12" w15:restartNumberingAfterBreak="0">
     <w:nsid w:val="710F0EEB"/>
     <w:multiLevelType w:val="hybridMultilevel"/>
     <w:tmpl w:val="0218B882"/>
@@ -8346,7 +10116,7 @@
       </w:pPr>
     </w:lvl>
   </w:abstractNum>
-  <w:abstractNum w:abstractNumId="12" w15:restartNumberingAfterBreak="0">
+  <w:abstractNum w:abstractNumId="13" w15:restartNumberingAfterBreak="0">
     <w:nsid w:val="77FF40C3"/>
     <w:multiLevelType w:val="hybridMultilevel"/>
     <w:tmpl w:val="7B58742E"/>
@@ -8463,7 +10233,7 @@
     <w:abstractNumId w:val="2"/>
   </w:num>
   <w:num w:numId="2" w16cid:durableId="539977312">
-    <w:abstractNumId w:val="10"/>
+    <w:abstractNumId w:val="11"/>
   </w:num>
   <w:num w:numId="3" w16cid:durableId="920021883">
     <w:abstractNumId w:val="3"/>
@@ -8472,31 +10242,34 @@
     <w:abstractNumId w:val="1"/>
   </w:num>
   <w:num w:numId="5" w16cid:durableId="1166168854">
-    <w:abstractNumId w:val="8"/>
+    <w:abstractNumId w:val="9"/>
   </w:num>
   <w:num w:numId="6" w16cid:durableId="680086426">
-    <w:abstractNumId w:val="11"/>
+    <w:abstractNumId w:val="12"/>
   </w:num>
   <w:num w:numId="7" w16cid:durableId="2077580442">
     <w:abstractNumId w:val="4"/>
   </w:num>
   <w:num w:numId="8" w16cid:durableId="734012924">
-    <w:abstractNumId w:val="5"/>
+    <w:abstractNumId w:val="6"/>
   </w:num>
   <w:num w:numId="9" w16cid:durableId="763766750">
-    <w:abstractNumId w:val="6"/>
+    <w:abstractNumId w:val="7"/>
   </w:num>
   <w:num w:numId="10" w16cid:durableId="992677607">
-    <w:abstractNumId w:val="12"/>
+    <w:abstractNumId w:val="13"/>
   </w:num>
   <w:num w:numId="11" w16cid:durableId="991757596">
     <w:abstractNumId w:val="0"/>
   </w:num>
   <w:num w:numId="12" w16cid:durableId="763763411">
-    <w:abstractNumId w:val="9"/>
+    <w:abstractNumId w:val="10"/>
   </w:num>
   <w:num w:numId="13" w16cid:durableId="1225722801">
-    <w:abstractNumId w:val="7"/>
+    <w:abstractNumId w:val="8"/>
+  </w:num>
+  <w:num w:numId="14" w16cid:durableId="2001501861">
+    <w:abstractNumId w:val="5"/>
   </w:num>
 </w:numbering>
 </file>
@@ -8941,6 +10714,7 @@
   <w:style w:type="character" w:default="1" w:styleId="DefaultParagraphFont">
     <w:name w:val="Default Paragraph Font"/>
     <w:uiPriority w:val="1"/>
+    <w:semiHidden/>
     <w:unhideWhenUsed/>
   </w:style>
   <w:style w:type="table" w:default="1" w:styleId="TableNormal">
@@ -9691,6 +11465,19 @@
 </file>
 
 <file path=customXml/item1.xml><?xml version="1.0" encoding="utf-8"?>
+<b:Sources xmlns:b="http://schemas.openxmlformats.org/officeDocument/2006/bibliography" xmlns="http://schemas.openxmlformats.org/officeDocument/2006/bibliography" SelectedStyle="/APASixthEditionOfficeOnline.xsl" StyleName="APA"/>
+</file>
+
+<file path=customXml/item2.xml><?xml version="1.0" encoding="utf-8"?>
+<p:properties xmlns:p="http://schemas.microsoft.com/office/2006/metadata/properties" xmlns:xsi="http://www.w3.org/2001/XMLSchema-instance" xmlns:pc="http://schemas.microsoft.com/office/infopath/2007/PartnerControls">
+  <documentManagement>
+    <_ip_UnifiedCompliancePolicyUIAction xmlns="http://schemas.microsoft.com/sharepoint/v3" xsi:nil="true"/>
+    <_ip_UnifiedCompliancePolicyProperties xmlns="http://schemas.microsoft.com/sharepoint/v3" xsi:nil="true"/>
+  </documentManagement>
+</p:properties>
+</file>
+
+<file path=customXml/item3.xml><?xml version="1.0" encoding="utf-8"?>
 <ct:contentTypeSchema xmlns:ct="http://schemas.microsoft.com/office/2006/metadata/contentType" xmlns:ma="http://schemas.microsoft.com/office/2006/metadata/properties/metaAttributes" ct:_="" ma:_="" ma:contentTypeName="Document" ma:contentTypeID="0x01010022A2D19B44CEB84096BF732DE0C55A0F" ma:contentTypeVersion="2373" ma:contentTypeDescription="Create a new document." ma:contentTypeScope="" ma:versionID="893763ede173a64d1d274252a41ae1b2">
   <xsd:schema xmlns:xsd="http://www.w3.org/2001/XMLSchema" xmlns:xs="http://www.w3.org/2001/XMLSchema" xmlns:p="http://schemas.microsoft.com/office/2006/metadata/properties" xmlns:ns1="http://schemas.microsoft.com/sharepoint/v3" xmlns:ns2="b3b59848-949a-4ed4-8036-feb011ce2b52" xmlns:ns3="37d47695-dda2-48a2-87bc-2a1f7ac7fedc" targetNamespace="http://schemas.microsoft.com/office/2006/metadata/properties" ma:root="true" ma:fieldsID="e9673881d9736d6cb1ca37eed258e20f" ns1:_="" ns2:_="" ns3:_="">
     <xsd:import namespace="http://schemas.microsoft.com/sharepoint/v3"/>
@@ -9924,7 +11711,7 @@
 </ct:contentTypeSchema>
 </file>
 
-<file path=customXml/item2.xml><?xml version="1.0" encoding="utf-8"?>
+<file path=customXml/item4.xml><?xml version="1.0" encoding="utf-8"?>
 <?mso-contentType ?>
 <FormTemplates xmlns="http://schemas.microsoft.com/sharepoint/v3/contenttype/forms">
   <Display>DocumentLibraryForm</Display>
@@ -9933,20 +11720,25 @@
 </FormTemplates>
 </file>
 
-<file path=customXml/item3.xml><?xml version="1.0" encoding="utf-8"?>
-<b:Sources xmlns:b="http://schemas.openxmlformats.org/officeDocument/2006/bibliography" xmlns="http://schemas.openxmlformats.org/officeDocument/2006/bibliography" SelectedStyle="/APASixthEditionOfficeOnline.xsl" StyleName="APA"/>
+<file path=customXml/itemProps1.xml><?xml version="1.0" encoding="utf-8"?>
+<ds:datastoreItem xmlns:ds="http://schemas.openxmlformats.org/officeDocument/2006/customXml" ds:itemID="{27515308-E635-4F6D-83AC-251D919CD29B}">
+  <ds:schemaRefs>
+    <ds:schemaRef ds:uri="http://schemas.openxmlformats.org/officeDocument/2006/bibliography"/>
+  </ds:schemaRefs>
+</ds:datastoreItem>
 </file>
 
-<file path=customXml/item4.xml><?xml version="1.0" encoding="utf-8"?>
-<p:properties xmlns:p="http://schemas.microsoft.com/office/2006/metadata/properties" xmlns:xsi="http://www.w3.org/2001/XMLSchema-instance" xmlns:pc="http://schemas.microsoft.com/office/infopath/2007/PartnerControls">
-  <documentManagement>
-    <_ip_UnifiedCompliancePolicyUIAction xmlns="http://schemas.microsoft.com/sharepoint/v3" xsi:nil="true"/>
-    <_ip_UnifiedCompliancePolicyProperties xmlns="http://schemas.microsoft.com/sharepoint/v3" xsi:nil="true"/>
-  </documentManagement>
-</p:properties>
+<file path=customXml/itemProps2.xml><?xml version="1.0" encoding="utf-8"?>
+<ds:datastoreItem xmlns:ds="http://schemas.openxmlformats.org/officeDocument/2006/customXml" ds:itemID="{A2677AA6-9BC0-417D-A357-99C82F63C8BD}">
+  <ds:schemaRefs>
+    <ds:schemaRef ds:uri="http://schemas.microsoft.com/office/2006/metadata/properties"/>
+    <ds:schemaRef ds:uri="http://schemas.microsoft.com/office/infopath/2007/PartnerControls"/>
+    <ds:schemaRef ds:uri="http://schemas.microsoft.com/sharepoint/v3"/>
+  </ds:schemaRefs>
+</ds:datastoreItem>
 </file>
 
-<file path=customXml/itemProps1.xml><?xml version="1.0" encoding="utf-8"?>
+<file path=customXml/itemProps3.xml><?xml version="1.0" encoding="utf-8"?>
 <ds:datastoreItem xmlns:ds="http://schemas.openxmlformats.org/officeDocument/2006/customXml" ds:itemID="{2C8EAE1E-EF79-49BC-A480-C14C2F2746AF}">
   <ds:schemaRefs>
     <ds:schemaRef ds:uri="http://schemas.microsoft.com/office/2006/metadata/contentType"/>
@@ -9966,28 +11758,10 @@
 </ds:datastoreItem>
 </file>
 
-<file path=customXml/itemProps2.xml><?xml version="1.0" encoding="utf-8"?>
+<file path=customXml/itemProps4.xml><?xml version="1.0" encoding="utf-8"?>
 <ds:datastoreItem xmlns:ds="http://schemas.openxmlformats.org/officeDocument/2006/customXml" ds:itemID="{3AD3866C-EFE4-45AD-BA9F-01C294DB4A95}">
   <ds:schemaRefs>
     <ds:schemaRef ds:uri="http://schemas.microsoft.com/sharepoint/v3/contenttype/forms"/>
   </ds:schemaRefs>
 </ds:datastoreItem>
-</file>
-
-<file path=customXml/itemProps3.xml><?xml version="1.0" encoding="utf-8"?>
-<ds:datastoreItem xmlns:ds="http://schemas.openxmlformats.org/officeDocument/2006/customXml" ds:itemID="{27515308-E635-4F6D-83AC-251D919CD29B}">
-  <ds:schemaRefs>
-    <ds:schemaRef ds:uri="http://schemas.openxmlformats.org/officeDocument/2006/bibliography"/>
-  </ds:schemaRefs>
-</ds:datastoreItem>
-</file>
-
-<file path=customXml/itemProps4.xml><?xml version="1.0" encoding="utf-8"?>
-<ds:datastoreItem xmlns:ds="http://schemas.openxmlformats.org/officeDocument/2006/customXml" ds:itemID="{A2677AA6-9BC0-417D-A357-99C82F63C8BD}">
-  <ds:schemaRefs>
-    <ds:schemaRef ds:uri="http://schemas.microsoft.com/office/2006/metadata/properties"/>
-    <ds:schemaRef ds:uri="http://schemas.microsoft.com/office/infopath/2007/PartnerControls"/>
-    <ds:schemaRef ds:uri="http://schemas.microsoft.com/sharepoint/v3"/>
-  </ds:schemaRefs>
-</ds:datastoreItem>
 </file>